--- a/451_実装データモデル_行政/docx/451-2_実装データモデル_証明・通知.docx
+++ b/451_実装データモデル_行政/docx/451-2_実装データモデル_証明・通知.docx
@@ -1,6 +1,6 @@
 
 <file path=word/document.xml><?xml version="1.0" encoding="utf-8"?>
-<w:document xmlns:wpc="http://schemas.microsoft.com/office/word/2010/wordprocessingCanvas" xmlns:cx="http://schemas.microsoft.com/office/drawing/2014/chartex" xmlns:cx1="http://schemas.microsoft.com/office/drawing/2015/9/8/chartex" xmlns:cx2="http://schemas.microsoft.com/office/drawing/2015/10/21/chartex" xmlns:cx3="http://schemas.microsoft.com/office/drawing/2016/5/9/chartex" xmlns:cx4="http://schemas.microsoft.com/office/drawing/2016/5/10/chartex" xmlns:cx5="http://schemas.microsoft.com/office/drawing/2016/5/11/chartex" xmlns:cx6="http://schemas.microsoft.com/office/drawing/2016/5/12/chartex" xmlns:cx7="http://schemas.microsoft.com/office/drawing/2016/5/13/chartex" xmlns:cx8="http://schemas.microsoft.com/office/drawing/2016/5/14/chartex" xmlns:mc="http://schemas.openxmlformats.org/markup-compatibility/2006" xmlns:aink="http://schemas.microsoft.com/office/drawing/2016/ink" xmlns:am3d="http://schemas.microsoft.com/office/drawing/2017/model3d" xmlns:o="urn:schemas-microsoft-com:office:office" xmlns:oel="http://schemas.microsoft.com/office/2019/extlst" xmlns:r="http://schemas.openxmlformats.org/officeDocument/2006/relationships" xmlns:m="http://schemas.openxmlformats.org/officeDocument/2006/math" xmlns:v="urn:schemas-microsoft-com:vml" xmlns:wp14="http://schemas.microsoft.com/office/word/2010/wordprocessingDrawing" xmlns:wp="http://schemas.openxmlformats.org/drawingml/2006/wordprocessingDrawing" xmlns:w10="urn:schemas-microsoft-com:office:word" xmlns:w="http://schemas.openxmlformats.org/wordprocessingml/2006/main" xmlns:w14="http://schemas.microsoft.com/office/word/2010/wordml" xmlns:w15="http://schemas.microsoft.com/office/word/2012/wordml" xmlns:w16cex="http://schemas.microsoft.com/office/word/2018/wordml/cex" xmlns:w16cid="http://schemas.microsoft.com/office/word/2016/wordml/cid" xmlns:w16="http://schemas.microsoft.com/office/word/2018/wordml" xmlns:w16sdtdh="http://schemas.microsoft.com/office/word/2020/wordml/sdtdatahash" xmlns:w16se="http://schemas.microsoft.com/office/word/2015/wordml/symex" xmlns:wpg="http://schemas.microsoft.com/office/word/2010/wordprocessingGroup" xmlns:wpi="http://schemas.microsoft.com/office/word/2010/wordprocessingInk" xmlns:wne="http://schemas.microsoft.com/office/word/2006/wordml" xmlns:wps="http://schemas.microsoft.com/office/word/2010/wordprocessingShape" mc:Ignorable="w14 w15 w16se w16cid w16 w16cex w16sdtdh wp14">
+<w:document xmlns:wpc="http://schemas.microsoft.com/office/word/2010/wordprocessingCanvas" xmlns:cx="http://schemas.microsoft.com/office/drawing/2014/chartex" xmlns:cx1="http://schemas.microsoft.com/office/drawing/2015/9/8/chartex" xmlns:cx2="http://schemas.microsoft.com/office/drawing/2015/10/21/chartex" xmlns:cx3="http://schemas.microsoft.com/office/drawing/2016/5/9/chartex" xmlns:cx4="http://schemas.microsoft.com/office/drawing/2016/5/10/chartex" xmlns:cx5="http://schemas.microsoft.com/office/drawing/2016/5/11/chartex" xmlns:cx6="http://schemas.microsoft.com/office/drawing/2016/5/12/chartex" xmlns:cx7="http://schemas.microsoft.com/office/drawing/2016/5/13/chartex" xmlns:cx8="http://schemas.microsoft.com/office/drawing/2016/5/14/chartex" xmlns:mc="http://schemas.openxmlformats.org/markup-compatibility/2006" xmlns:aink="http://schemas.microsoft.com/office/drawing/2016/ink" xmlns:am3d="http://schemas.microsoft.com/office/drawing/2017/model3d" xmlns:o="urn:schemas-microsoft-com:office:office" xmlns:oel="http://schemas.microsoft.com/office/2019/extlst" xmlns:r="http://schemas.openxmlformats.org/officeDocument/2006/relationships" xmlns:m="http://schemas.openxmlformats.org/officeDocument/2006/math" xmlns:v="urn:schemas-microsoft-com:vml" xmlns:wp14="http://schemas.microsoft.com/office/word/2010/wordprocessingDrawing" xmlns:wp="http://schemas.openxmlformats.org/drawingml/2006/wordprocessingDrawing" xmlns:w10="urn:schemas-microsoft-com:office:word" xmlns:w="http://schemas.openxmlformats.org/wordprocessingml/2006/main" xmlns:w14="http://schemas.microsoft.com/office/word/2010/wordml" xmlns:w15="http://schemas.microsoft.com/office/word/2012/wordml" xmlns:w16cex="http://schemas.microsoft.com/office/word/2018/wordml/cex" xmlns:w16cid="http://schemas.microsoft.com/office/word/2016/wordml/cid" xmlns:w16="http://schemas.microsoft.com/office/word/2018/wordml" xmlns:w16du="http://schemas.microsoft.com/office/word/2023/wordml/word16du" xmlns:w16sdtdh="http://schemas.microsoft.com/office/word/2020/wordml/sdtdatahash" xmlns:w16sdtfl="http://schemas.microsoft.com/office/word/2024/wordml/sdtformatlock" xmlns:w16se="http://schemas.microsoft.com/office/word/2015/wordml/symex" xmlns:wpg="http://schemas.microsoft.com/office/word/2010/wordprocessingGroup" xmlns:wpi="http://schemas.microsoft.com/office/word/2010/wordprocessingInk" xmlns:wne="http://schemas.microsoft.com/office/word/2006/wordml" xmlns:wps="http://schemas.microsoft.com/office/word/2010/wordprocessingShape" mc:Ignorable="w14 w15 w16se w16cid w16 w16cex w16sdtdh w16sdtfl w16du wp14">
   <w:body>
     <w:p>
       <w:pPr>
@@ -98,7 +98,7 @@
         <w:rPr>
           <w:rFonts w:hint="eastAsia"/>
         </w:rPr>
-        <w:t>5</w:t>
+        <w:t>6</w:t>
       </w:r>
       <w:r>
         <w:rPr>
@@ -110,7 +110,7 @@
         <w:rPr>
           <w:rFonts w:hint="eastAsia"/>
         </w:rPr>
-        <w:t>7</w:t>
+        <w:t>8</w:t>
       </w:r>
       <w:r>
         <w:rPr>
@@ -122,7 +122,7 @@
         <w:rPr>
           <w:rFonts w:hint="eastAsia"/>
         </w:rPr>
-        <w:t>3</w:t>
+        <w:t>10</w:t>
       </w:r>
       <w:r>
         <w:rPr>
@@ -134,7 +134,7 @@
         <w:rPr>
           <w:rFonts w:hint="eastAsia"/>
         </w:rPr>
-        <w:t>25</w:t>
+        <w:t>06</w:t>
       </w:r>
       <w:r>
         <w:rPr>
@@ -369,8 +369,8 @@
         </w:sectPr>
       </w:pPr>
     </w:p>
-    <w:bookmarkStart w:id="8" w:name="_Toc24707100" w:displacedByCustomXml="next"/>
-    <w:bookmarkStart w:id="9" w:name="_Toc17289221" w:displacedByCustomXml="next"/>
+    <w:bookmarkStart w:id="8" w:name="_Toc17289221" w:displacedByCustomXml="next"/>
+    <w:bookmarkStart w:id="9" w:name="_Toc24707100" w:displacedByCustomXml="next"/>
     <w:sdt>
       <w:sdtPr>
         <w:rPr>
@@ -406,12 +406,12 @@
           <w:pPr>
             <w:pStyle w:val="11"/>
             <w:tabs>
-              <w:tab w:val="left" w:pos="1100"/>
+              <w:tab w:val="left" w:pos="1050"/>
             </w:tabs>
             <w:rPr>
               <w:rFonts w:asciiTheme="minorHAnsi" w:eastAsiaTheme="minorEastAsia" w:hAnsiTheme="minorHAnsi" w:cstheme="minorBidi"/>
               <w:noProof/>
-              <w:sz w:val="22"/>
+              <w:sz w:val="21"/>
               <w:szCs w:val="24"/>
               <w14:ligatures w14:val="standardContextual"/>
             </w:rPr>
@@ -425,7 +425,7 @@
           <w:r>
             <w:fldChar w:fldCharType="separate"/>
           </w:r>
-          <w:hyperlink w:anchor="_Toc189557455" w:history="1">
+          <w:hyperlink w:anchor="_Toc231572865" w:history="1">
             <w:r>
               <w:rPr>
                 <w:rStyle w:val="aff0"/>
@@ -437,7 +437,7 @@
               <w:rPr>
                 <w:rFonts w:asciiTheme="minorHAnsi" w:eastAsiaTheme="minorEastAsia" w:hAnsiTheme="minorHAnsi" w:cstheme="minorBidi"/>
                 <w:noProof/>
-                <w:sz w:val="22"/>
+                <w:sz w:val="21"/>
                 <w:szCs w:val="24"/>
                 <w14:ligatures w14:val="standardContextual"/>
               </w:rPr>
@@ -469,7 +469,7 @@
                 <w:noProof/>
                 <w:webHidden/>
               </w:rPr>
-              <w:instrText xml:space="preserve"> PAGEREF _Toc189557455 \h </w:instrText>
+              <w:instrText xml:space="preserve"> PAGEREF _Toc231572865 \h </w:instrText>
             </w:r>
             <w:r>
               <w:rPr>
@@ -504,18 +504,18 @@
           <w:pPr>
             <w:pStyle w:val="21"/>
             <w:tabs>
-              <w:tab w:val="left" w:pos="1320"/>
+              <w:tab w:val="left" w:pos="1260"/>
               <w:tab w:val="right" w:leader="dot" w:pos="8494"/>
             </w:tabs>
             <w:rPr>
               <w:rFonts w:asciiTheme="minorHAnsi" w:eastAsiaTheme="minorEastAsia" w:hAnsiTheme="minorHAnsi" w:cstheme="minorBidi"/>
               <w:noProof/>
-              <w:sz w:val="22"/>
+              <w:sz w:val="21"/>
               <w:szCs w:val="24"/>
               <w14:ligatures w14:val="standardContextual"/>
             </w:rPr>
           </w:pPr>
-          <w:hyperlink w:anchor="_Toc189557456" w:history="1">
+          <w:hyperlink w:anchor="_Toc231572866" w:history="1">
             <w:r>
               <w:rPr>
                 <w:rStyle w:val="aff0"/>
@@ -527,7 +527,7 @@
               <w:rPr>
                 <w:rFonts w:asciiTheme="minorHAnsi" w:eastAsiaTheme="minorEastAsia" w:hAnsiTheme="minorHAnsi" w:cstheme="minorBidi"/>
                 <w:noProof/>
-                <w:sz w:val="22"/>
+                <w:sz w:val="21"/>
                 <w:szCs w:val="24"/>
                 <w14:ligatures w14:val="standardContextual"/>
               </w:rPr>
@@ -559,7 +559,7 @@
                 <w:noProof/>
                 <w:webHidden/>
               </w:rPr>
-              <w:instrText xml:space="preserve"> PAGEREF _Toc189557456 \h </w:instrText>
+              <w:instrText xml:space="preserve"> PAGEREF _Toc231572866 \h </w:instrText>
             </w:r>
             <w:r>
               <w:rPr>
@@ -594,18 +594,18 @@
           <w:pPr>
             <w:pStyle w:val="21"/>
             <w:tabs>
-              <w:tab w:val="left" w:pos="1320"/>
+              <w:tab w:val="left" w:pos="1260"/>
               <w:tab w:val="right" w:leader="dot" w:pos="8494"/>
             </w:tabs>
             <w:rPr>
               <w:rFonts w:asciiTheme="minorHAnsi" w:eastAsiaTheme="minorEastAsia" w:hAnsiTheme="minorHAnsi" w:cstheme="minorBidi"/>
               <w:noProof/>
-              <w:sz w:val="22"/>
+              <w:sz w:val="21"/>
               <w:szCs w:val="24"/>
               <w14:ligatures w14:val="standardContextual"/>
             </w:rPr>
           </w:pPr>
-          <w:hyperlink w:anchor="_Toc189557457" w:history="1">
+          <w:hyperlink w:anchor="_Toc231572867" w:history="1">
             <w:r>
               <w:rPr>
                 <w:rStyle w:val="aff0"/>
@@ -617,7 +617,7 @@
               <w:rPr>
                 <w:rFonts w:asciiTheme="minorHAnsi" w:eastAsiaTheme="minorEastAsia" w:hAnsiTheme="minorHAnsi" w:cstheme="minorBidi"/>
                 <w:noProof/>
-                <w:sz w:val="22"/>
+                <w:sz w:val="21"/>
                 <w:szCs w:val="24"/>
                 <w14:ligatures w14:val="standardContextual"/>
               </w:rPr>
@@ -649,7 +649,7 @@
                 <w:noProof/>
                 <w:webHidden/>
               </w:rPr>
-              <w:instrText xml:space="preserve"> PAGEREF _Toc189557457 \h </w:instrText>
+              <w:instrText xml:space="preserve"> PAGEREF _Toc231572867 \h </w:instrText>
             </w:r>
             <w:r>
               <w:rPr>
@@ -684,18 +684,18 @@
           <w:pPr>
             <w:pStyle w:val="21"/>
             <w:tabs>
-              <w:tab w:val="left" w:pos="1320"/>
+              <w:tab w:val="left" w:pos="1260"/>
               <w:tab w:val="right" w:leader="dot" w:pos="8494"/>
             </w:tabs>
             <w:rPr>
               <w:rFonts w:asciiTheme="minorHAnsi" w:eastAsiaTheme="minorEastAsia" w:hAnsiTheme="minorHAnsi" w:cstheme="minorBidi"/>
               <w:noProof/>
-              <w:sz w:val="22"/>
+              <w:sz w:val="21"/>
               <w:szCs w:val="24"/>
               <w14:ligatures w14:val="standardContextual"/>
             </w:rPr>
           </w:pPr>
-          <w:hyperlink w:anchor="_Toc189557458" w:history="1">
+          <w:hyperlink w:anchor="_Toc231572868" w:history="1">
             <w:r>
               <w:rPr>
                 <w:rStyle w:val="aff0"/>
@@ -707,7 +707,7 @@
               <w:rPr>
                 <w:rFonts w:asciiTheme="minorHAnsi" w:eastAsiaTheme="minorEastAsia" w:hAnsiTheme="minorHAnsi" w:cstheme="minorBidi"/>
                 <w:noProof/>
-                <w:sz w:val="22"/>
+                <w:sz w:val="21"/>
                 <w:szCs w:val="24"/>
                 <w14:ligatures w14:val="standardContextual"/>
               </w:rPr>
@@ -739,7 +739,7 @@
                 <w:noProof/>
                 <w:webHidden/>
               </w:rPr>
-              <w:instrText xml:space="preserve"> PAGEREF _Toc189557458 \h </w:instrText>
+              <w:instrText xml:space="preserve"> PAGEREF _Toc231572868 \h </w:instrText>
             </w:r>
             <w:r>
               <w:rPr>
@@ -774,17 +774,17 @@
           <w:pPr>
             <w:pStyle w:val="11"/>
             <w:tabs>
-              <w:tab w:val="left" w:pos="1100"/>
+              <w:tab w:val="left" w:pos="1050"/>
             </w:tabs>
             <w:rPr>
               <w:rFonts w:asciiTheme="minorHAnsi" w:eastAsiaTheme="minorEastAsia" w:hAnsiTheme="minorHAnsi" w:cstheme="minorBidi"/>
               <w:noProof/>
-              <w:sz w:val="22"/>
+              <w:sz w:val="21"/>
               <w:szCs w:val="24"/>
               <w14:ligatures w14:val="standardContextual"/>
             </w:rPr>
           </w:pPr>
-          <w:hyperlink w:anchor="_Toc189557459" w:history="1">
+          <w:hyperlink w:anchor="_Toc231572869" w:history="1">
             <w:r>
               <w:rPr>
                 <w:rStyle w:val="aff0"/>
@@ -796,7 +796,7 @@
               <w:rPr>
                 <w:rFonts w:asciiTheme="minorHAnsi" w:eastAsiaTheme="minorEastAsia" w:hAnsiTheme="minorHAnsi" w:cstheme="minorBidi"/>
                 <w:noProof/>
-                <w:sz w:val="22"/>
+                <w:sz w:val="21"/>
                 <w:szCs w:val="24"/>
                 <w14:ligatures w14:val="standardContextual"/>
               </w:rPr>
@@ -828,7 +828,7 @@
                 <w:noProof/>
                 <w:webHidden/>
               </w:rPr>
-              <w:instrText xml:space="preserve"> PAGEREF _Toc189557459 \h </w:instrText>
+              <w:instrText xml:space="preserve"> PAGEREF _Toc231572869 \h </w:instrText>
             </w:r>
             <w:r>
               <w:rPr>
@@ -863,18 +863,18 @@
           <w:pPr>
             <w:pStyle w:val="21"/>
             <w:tabs>
-              <w:tab w:val="left" w:pos="1320"/>
+              <w:tab w:val="left" w:pos="1260"/>
               <w:tab w:val="right" w:leader="dot" w:pos="8494"/>
             </w:tabs>
             <w:rPr>
               <w:rFonts w:asciiTheme="minorHAnsi" w:eastAsiaTheme="minorEastAsia" w:hAnsiTheme="minorHAnsi" w:cstheme="minorBidi"/>
               <w:noProof/>
-              <w:sz w:val="22"/>
+              <w:sz w:val="21"/>
               <w:szCs w:val="24"/>
               <w14:ligatures w14:val="standardContextual"/>
             </w:rPr>
           </w:pPr>
-          <w:hyperlink w:anchor="_Toc189557460" w:history="1">
+          <w:hyperlink w:anchor="_Toc231572870" w:history="1">
             <w:r>
               <w:rPr>
                 <w:rStyle w:val="aff0"/>
@@ -886,7 +886,7 @@
               <w:rPr>
                 <w:rFonts w:asciiTheme="minorHAnsi" w:eastAsiaTheme="minorEastAsia" w:hAnsiTheme="minorHAnsi" w:cstheme="minorBidi"/>
                 <w:noProof/>
-                <w:sz w:val="22"/>
+                <w:sz w:val="21"/>
                 <w:szCs w:val="24"/>
                 <w14:ligatures w14:val="standardContextual"/>
               </w:rPr>
@@ -918,7 +918,7 @@
                 <w:noProof/>
                 <w:webHidden/>
               </w:rPr>
-              <w:instrText xml:space="preserve"> PAGEREF _Toc189557460 \h </w:instrText>
+              <w:instrText xml:space="preserve"> PAGEREF _Toc231572870 \h </w:instrText>
             </w:r>
             <w:r>
               <w:rPr>
@@ -953,18 +953,18 @@
           <w:pPr>
             <w:pStyle w:val="21"/>
             <w:tabs>
-              <w:tab w:val="left" w:pos="1320"/>
+              <w:tab w:val="left" w:pos="1260"/>
               <w:tab w:val="right" w:leader="dot" w:pos="8494"/>
             </w:tabs>
             <w:rPr>
               <w:rFonts w:asciiTheme="minorHAnsi" w:eastAsiaTheme="minorEastAsia" w:hAnsiTheme="minorHAnsi" w:cstheme="minorBidi"/>
               <w:noProof/>
-              <w:sz w:val="22"/>
+              <w:sz w:val="21"/>
               <w:szCs w:val="24"/>
               <w14:ligatures w14:val="standardContextual"/>
             </w:rPr>
           </w:pPr>
-          <w:hyperlink w:anchor="_Toc189557461" w:history="1">
+          <w:hyperlink w:anchor="_Toc231572871" w:history="1">
             <w:r>
               <w:rPr>
                 <w:rStyle w:val="aff0"/>
@@ -976,7 +976,7 @@
               <w:rPr>
                 <w:rFonts w:asciiTheme="minorHAnsi" w:eastAsiaTheme="minorEastAsia" w:hAnsiTheme="minorHAnsi" w:cstheme="minorBidi"/>
                 <w:noProof/>
-                <w:sz w:val="22"/>
+                <w:sz w:val="21"/>
                 <w:szCs w:val="24"/>
                 <w14:ligatures w14:val="standardContextual"/>
               </w:rPr>
@@ -1008,7 +1008,7 @@
                 <w:noProof/>
                 <w:webHidden/>
               </w:rPr>
-              <w:instrText xml:space="preserve"> PAGEREF _Toc189557461 \h </w:instrText>
+              <w:instrText xml:space="preserve"> PAGEREF _Toc231572871 \h </w:instrText>
             </w:r>
             <w:r>
               <w:rPr>
@@ -1043,18 +1043,18 @@
           <w:pPr>
             <w:pStyle w:val="21"/>
             <w:tabs>
-              <w:tab w:val="left" w:pos="1320"/>
+              <w:tab w:val="left" w:pos="1260"/>
               <w:tab w:val="right" w:leader="dot" w:pos="8494"/>
             </w:tabs>
             <w:rPr>
               <w:rFonts w:asciiTheme="minorHAnsi" w:eastAsiaTheme="minorEastAsia" w:hAnsiTheme="minorHAnsi" w:cstheme="minorBidi"/>
               <w:noProof/>
-              <w:sz w:val="22"/>
+              <w:sz w:val="21"/>
               <w:szCs w:val="24"/>
               <w14:ligatures w14:val="standardContextual"/>
             </w:rPr>
           </w:pPr>
-          <w:hyperlink w:anchor="_Toc189557462" w:history="1">
+          <w:hyperlink w:anchor="_Toc231572872" w:history="1">
             <w:r>
               <w:rPr>
                 <w:rStyle w:val="aff0"/>
@@ -1066,7 +1066,7 @@
               <w:rPr>
                 <w:rFonts w:asciiTheme="minorHAnsi" w:eastAsiaTheme="minorEastAsia" w:hAnsiTheme="minorHAnsi" w:cstheme="minorBidi"/>
                 <w:noProof/>
-                <w:sz w:val="22"/>
+                <w:sz w:val="21"/>
                 <w:szCs w:val="24"/>
                 <w14:ligatures w14:val="standardContextual"/>
               </w:rPr>
@@ -1098,7 +1098,7 @@
                 <w:noProof/>
                 <w:webHidden/>
               </w:rPr>
-              <w:instrText xml:space="preserve"> PAGEREF _Toc189557462 \h </w:instrText>
+              <w:instrText xml:space="preserve"> PAGEREF _Toc231572872 \h </w:instrText>
             </w:r>
             <w:r>
               <w:rPr>
@@ -1133,17 +1133,17 @@
           <w:pPr>
             <w:pStyle w:val="11"/>
             <w:tabs>
-              <w:tab w:val="left" w:pos="1100"/>
+              <w:tab w:val="left" w:pos="1050"/>
             </w:tabs>
             <w:rPr>
               <w:rFonts w:asciiTheme="minorHAnsi" w:eastAsiaTheme="minorEastAsia" w:hAnsiTheme="minorHAnsi" w:cstheme="minorBidi"/>
               <w:noProof/>
-              <w:sz w:val="22"/>
+              <w:sz w:val="21"/>
               <w:szCs w:val="24"/>
               <w14:ligatures w14:val="standardContextual"/>
             </w:rPr>
           </w:pPr>
-          <w:hyperlink w:anchor="_Toc189557463" w:history="1">
+          <w:hyperlink w:anchor="_Toc231572873" w:history="1">
             <w:r>
               <w:rPr>
                 <w:rStyle w:val="aff0"/>
@@ -1155,7 +1155,7 @@
               <w:rPr>
                 <w:rFonts w:asciiTheme="minorHAnsi" w:eastAsiaTheme="minorEastAsia" w:hAnsiTheme="minorHAnsi" w:cstheme="minorBidi"/>
                 <w:noProof/>
-                <w:sz w:val="22"/>
+                <w:sz w:val="21"/>
                 <w:szCs w:val="24"/>
                 <w14:ligatures w14:val="standardContextual"/>
               </w:rPr>
@@ -1187,7 +1187,7 @@
                 <w:noProof/>
                 <w:webHidden/>
               </w:rPr>
-              <w:instrText xml:space="preserve"> PAGEREF _Toc189557463 \h </w:instrText>
+              <w:instrText xml:space="preserve"> PAGEREF _Toc231572873 \h </w:instrText>
             </w:r>
             <w:r>
               <w:rPr>
@@ -1222,18 +1222,18 @@
           <w:pPr>
             <w:pStyle w:val="21"/>
             <w:tabs>
-              <w:tab w:val="left" w:pos="1320"/>
+              <w:tab w:val="left" w:pos="1260"/>
               <w:tab w:val="right" w:leader="dot" w:pos="8494"/>
             </w:tabs>
             <w:rPr>
               <w:rFonts w:asciiTheme="minorHAnsi" w:eastAsiaTheme="minorEastAsia" w:hAnsiTheme="minorHAnsi" w:cstheme="minorBidi"/>
               <w:noProof/>
-              <w:sz w:val="22"/>
+              <w:sz w:val="21"/>
               <w:szCs w:val="24"/>
               <w14:ligatures w14:val="standardContextual"/>
             </w:rPr>
           </w:pPr>
-          <w:hyperlink w:anchor="_Toc189557464" w:history="1">
+          <w:hyperlink w:anchor="_Toc231572874" w:history="1">
             <w:r>
               <w:rPr>
                 <w:rStyle w:val="aff0"/>
@@ -1245,7 +1245,7 @@
               <w:rPr>
                 <w:rFonts w:asciiTheme="minorHAnsi" w:eastAsiaTheme="minorEastAsia" w:hAnsiTheme="minorHAnsi" w:cstheme="minorBidi"/>
                 <w:noProof/>
-                <w:sz w:val="22"/>
+                <w:sz w:val="21"/>
                 <w:szCs w:val="24"/>
                 <w14:ligatures w14:val="standardContextual"/>
               </w:rPr>
@@ -1277,7 +1277,7 @@
                 <w:noProof/>
                 <w:webHidden/>
               </w:rPr>
-              <w:instrText xml:space="preserve"> PAGEREF _Toc189557464 \h </w:instrText>
+              <w:instrText xml:space="preserve"> PAGEREF _Toc231572874 \h </w:instrText>
             </w:r>
             <w:r>
               <w:rPr>
@@ -1312,18 +1312,18 @@
           <w:pPr>
             <w:pStyle w:val="21"/>
             <w:tabs>
-              <w:tab w:val="left" w:pos="1320"/>
+              <w:tab w:val="left" w:pos="1260"/>
               <w:tab w:val="right" w:leader="dot" w:pos="8494"/>
             </w:tabs>
             <w:rPr>
               <w:rFonts w:asciiTheme="minorHAnsi" w:eastAsiaTheme="minorEastAsia" w:hAnsiTheme="minorHAnsi" w:cstheme="minorBidi"/>
               <w:noProof/>
-              <w:sz w:val="22"/>
+              <w:sz w:val="21"/>
               <w:szCs w:val="24"/>
               <w14:ligatures w14:val="standardContextual"/>
             </w:rPr>
           </w:pPr>
-          <w:hyperlink w:anchor="_Toc189557465" w:history="1">
+          <w:hyperlink w:anchor="_Toc231572875" w:history="1">
             <w:r>
               <w:rPr>
                 <w:rStyle w:val="aff0"/>
@@ -1335,7 +1335,7 @@
               <w:rPr>
                 <w:rFonts w:asciiTheme="minorHAnsi" w:eastAsiaTheme="minorEastAsia" w:hAnsiTheme="minorHAnsi" w:cstheme="minorBidi"/>
                 <w:noProof/>
-                <w:sz w:val="22"/>
+                <w:sz w:val="21"/>
                 <w:szCs w:val="24"/>
                 <w14:ligatures w14:val="standardContextual"/>
               </w:rPr>
@@ -1367,7 +1367,7 @@
                 <w:noProof/>
                 <w:webHidden/>
               </w:rPr>
-              <w:instrText xml:space="preserve"> PAGEREF _Toc189557465 \h </w:instrText>
+              <w:instrText xml:space="preserve"> PAGEREF _Toc231572875 \h </w:instrText>
             </w:r>
             <w:r>
               <w:rPr>
@@ -1387,7 +1387,7 @@
                 <w:noProof/>
                 <w:webHidden/>
               </w:rPr>
-              <w:t>8</w:t>
+              <w:t>9</w:t>
             </w:r>
             <w:r>
               <w:rPr>
@@ -1402,17 +1402,17 @@
           <w:pPr>
             <w:pStyle w:val="11"/>
             <w:tabs>
-              <w:tab w:val="left" w:pos="1100"/>
+              <w:tab w:val="left" w:pos="1050"/>
             </w:tabs>
             <w:rPr>
               <w:rFonts w:asciiTheme="minorHAnsi" w:eastAsiaTheme="minorEastAsia" w:hAnsiTheme="minorHAnsi" w:cstheme="minorBidi"/>
               <w:noProof/>
-              <w:sz w:val="22"/>
+              <w:sz w:val="21"/>
               <w:szCs w:val="24"/>
               <w14:ligatures w14:val="standardContextual"/>
             </w:rPr>
           </w:pPr>
-          <w:hyperlink w:anchor="_Toc189557466" w:history="1">
+          <w:hyperlink w:anchor="_Toc231572876" w:history="1">
             <w:r>
               <w:rPr>
                 <w:rStyle w:val="aff0"/>
@@ -1424,7 +1424,7 @@
               <w:rPr>
                 <w:rFonts w:asciiTheme="minorHAnsi" w:eastAsiaTheme="minorEastAsia" w:hAnsiTheme="minorHAnsi" w:cstheme="minorBidi"/>
                 <w:noProof/>
-                <w:sz w:val="22"/>
+                <w:sz w:val="21"/>
                 <w:szCs w:val="24"/>
                 <w14:ligatures w14:val="standardContextual"/>
               </w:rPr>
@@ -1456,7 +1456,7 @@
                 <w:noProof/>
                 <w:webHidden/>
               </w:rPr>
-              <w:instrText xml:space="preserve"> PAGEREF _Toc189557466 \h </w:instrText>
+              <w:instrText xml:space="preserve"> PAGEREF _Toc231572876 \h </w:instrText>
             </w:r>
             <w:r>
               <w:rPr>
@@ -1491,18 +1491,18 @@
           <w:pPr>
             <w:pStyle w:val="21"/>
             <w:tabs>
-              <w:tab w:val="left" w:pos="1320"/>
+              <w:tab w:val="left" w:pos="1260"/>
               <w:tab w:val="right" w:leader="dot" w:pos="8494"/>
             </w:tabs>
             <w:rPr>
               <w:rFonts w:asciiTheme="minorHAnsi" w:eastAsiaTheme="minorEastAsia" w:hAnsiTheme="minorHAnsi" w:cstheme="minorBidi"/>
               <w:noProof/>
-              <w:sz w:val="22"/>
+              <w:sz w:val="21"/>
               <w:szCs w:val="24"/>
               <w14:ligatures w14:val="standardContextual"/>
             </w:rPr>
           </w:pPr>
-          <w:hyperlink w:anchor="_Toc189557467" w:history="1">
+          <w:hyperlink w:anchor="_Toc231572877" w:history="1">
             <w:r>
               <w:rPr>
                 <w:rStyle w:val="aff0"/>
@@ -1514,7 +1514,7 @@
               <w:rPr>
                 <w:rFonts w:asciiTheme="minorHAnsi" w:eastAsiaTheme="minorEastAsia" w:hAnsiTheme="minorHAnsi" w:cstheme="minorBidi"/>
                 <w:noProof/>
-                <w:sz w:val="22"/>
+                <w:sz w:val="21"/>
                 <w:szCs w:val="24"/>
                 <w14:ligatures w14:val="standardContextual"/>
               </w:rPr>
@@ -1546,7 +1546,7 @@
                 <w:noProof/>
                 <w:webHidden/>
               </w:rPr>
-              <w:instrText xml:space="preserve"> PAGEREF _Toc189557467 \h </w:instrText>
+              <w:instrText xml:space="preserve"> PAGEREF _Toc231572877 \h </w:instrText>
             </w:r>
             <w:r>
               <w:rPr>
@@ -1581,18 +1581,18 @@
           <w:pPr>
             <w:pStyle w:val="31"/>
             <w:tabs>
-              <w:tab w:val="left" w:pos="1320"/>
+              <w:tab w:val="left" w:pos="1260"/>
               <w:tab w:val="right" w:leader="dot" w:pos="8494"/>
             </w:tabs>
             <w:rPr>
               <w:rFonts w:asciiTheme="minorHAnsi" w:eastAsiaTheme="minorEastAsia" w:hAnsiTheme="minorHAnsi" w:cstheme="minorBidi"/>
               <w:noProof/>
-              <w:sz w:val="22"/>
+              <w:sz w:val="21"/>
               <w:szCs w:val="24"/>
               <w14:ligatures w14:val="standardContextual"/>
             </w:rPr>
           </w:pPr>
-          <w:hyperlink w:anchor="_Toc189557468" w:history="1">
+          <w:hyperlink w:anchor="_Toc231572878" w:history="1">
             <w:r>
               <w:rPr>
                 <w:rStyle w:val="aff0"/>
@@ -1604,7 +1604,7 @@
               <w:rPr>
                 <w:rFonts w:asciiTheme="minorHAnsi" w:eastAsiaTheme="minorEastAsia" w:hAnsiTheme="minorHAnsi" w:cstheme="minorBidi"/>
                 <w:noProof/>
-                <w:sz w:val="22"/>
+                <w:sz w:val="21"/>
                 <w:szCs w:val="24"/>
                 <w14:ligatures w14:val="standardContextual"/>
               </w:rPr>
@@ -1636,7 +1636,7 @@
                 <w:noProof/>
                 <w:webHidden/>
               </w:rPr>
-              <w:instrText xml:space="preserve"> PAGEREF _Toc189557468 \h </w:instrText>
+              <w:instrText xml:space="preserve"> PAGEREF _Toc231572878 \h </w:instrText>
             </w:r>
             <w:r>
               <w:rPr>
@@ -1671,18 +1671,18 @@
           <w:pPr>
             <w:pStyle w:val="31"/>
             <w:tabs>
-              <w:tab w:val="left" w:pos="1320"/>
+              <w:tab w:val="left" w:pos="1260"/>
               <w:tab w:val="right" w:leader="dot" w:pos="8494"/>
             </w:tabs>
             <w:rPr>
               <w:rFonts w:asciiTheme="minorHAnsi" w:eastAsiaTheme="minorEastAsia" w:hAnsiTheme="minorHAnsi" w:cstheme="minorBidi"/>
               <w:noProof/>
-              <w:sz w:val="22"/>
+              <w:sz w:val="21"/>
               <w:szCs w:val="24"/>
               <w14:ligatures w14:val="standardContextual"/>
             </w:rPr>
           </w:pPr>
-          <w:hyperlink w:anchor="_Toc189557469" w:history="1">
+          <w:hyperlink w:anchor="_Toc231572879" w:history="1">
             <w:r>
               <w:rPr>
                 <w:rStyle w:val="aff0"/>
@@ -1694,7 +1694,7 @@
               <w:rPr>
                 <w:rFonts w:asciiTheme="minorHAnsi" w:eastAsiaTheme="minorEastAsia" w:hAnsiTheme="minorHAnsi" w:cstheme="minorBidi"/>
                 <w:noProof/>
-                <w:sz w:val="22"/>
+                <w:sz w:val="21"/>
                 <w:szCs w:val="24"/>
                 <w14:ligatures w14:val="standardContextual"/>
               </w:rPr>
@@ -1726,7 +1726,7 @@
                 <w:noProof/>
                 <w:webHidden/>
               </w:rPr>
-              <w:instrText xml:space="preserve"> PAGEREF _Toc189557469 \h </w:instrText>
+              <w:instrText xml:space="preserve"> PAGEREF _Toc231572879 \h </w:instrText>
             </w:r>
             <w:r>
               <w:rPr>
@@ -1761,18 +1761,18 @@
           <w:pPr>
             <w:pStyle w:val="21"/>
             <w:tabs>
-              <w:tab w:val="left" w:pos="1320"/>
+              <w:tab w:val="left" w:pos="1260"/>
               <w:tab w:val="right" w:leader="dot" w:pos="8494"/>
             </w:tabs>
             <w:rPr>
               <w:rFonts w:asciiTheme="minorHAnsi" w:eastAsiaTheme="minorEastAsia" w:hAnsiTheme="minorHAnsi" w:cstheme="minorBidi"/>
               <w:noProof/>
-              <w:sz w:val="22"/>
+              <w:sz w:val="21"/>
               <w:szCs w:val="24"/>
               <w14:ligatures w14:val="standardContextual"/>
             </w:rPr>
           </w:pPr>
-          <w:hyperlink w:anchor="_Toc189557470" w:history="1">
+          <w:hyperlink w:anchor="_Toc231572880" w:history="1">
             <w:r>
               <w:rPr>
                 <w:rStyle w:val="aff0"/>
@@ -1784,7 +1784,7 @@
               <w:rPr>
                 <w:rFonts w:asciiTheme="minorHAnsi" w:eastAsiaTheme="minorEastAsia" w:hAnsiTheme="minorHAnsi" w:cstheme="minorBidi"/>
                 <w:noProof/>
-                <w:sz w:val="22"/>
+                <w:sz w:val="21"/>
                 <w:szCs w:val="24"/>
                 <w14:ligatures w14:val="standardContextual"/>
               </w:rPr>
@@ -1816,7 +1816,7 @@
                 <w:noProof/>
                 <w:webHidden/>
               </w:rPr>
-              <w:instrText xml:space="preserve"> PAGEREF _Toc189557470 \h </w:instrText>
+              <w:instrText xml:space="preserve"> PAGEREF _Toc231572880 \h </w:instrText>
             </w:r>
             <w:r>
               <w:rPr>
@@ -1851,18 +1851,18 @@
           <w:pPr>
             <w:pStyle w:val="31"/>
             <w:tabs>
-              <w:tab w:val="left" w:pos="1320"/>
+              <w:tab w:val="left" w:pos="1260"/>
               <w:tab w:val="right" w:leader="dot" w:pos="8494"/>
             </w:tabs>
             <w:rPr>
               <w:rFonts w:asciiTheme="minorHAnsi" w:eastAsiaTheme="minorEastAsia" w:hAnsiTheme="minorHAnsi" w:cstheme="minorBidi"/>
               <w:noProof/>
-              <w:sz w:val="22"/>
+              <w:sz w:val="21"/>
               <w:szCs w:val="24"/>
               <w14:ligatures w14:val="standardContextual"/>
             </w:rPr>
           </w:pPr>
-          <w:hyperlink w:anchor="_Toc189557471" w:history="1">
+          <w:hyperlink w:anchor="_Toc231572881" w:history="1">
             <w:r>
               <w:rPr>
                 <w:rStyle w:val="aff0"/>
@@ -1874,7 +1874,7 @@
               <w:rPr>
                 <w:rFonts w:asciiTheme="minorHAnsi" w:eastAsiaTheme="minorEastAsia" w:hAnsiTheme="minorHAnsi" w:cstheme="minorBidi"/>
                 <w:noProof/>
-                <w:sz w:val="22"/>
+                <w:sz w:val="21"/>
                 <w:szCs w:val="24"/>
                 <w14:ligatures w14:val="standardContextual"/>
               </w:rPr>
@@ -1906,7 +1906,7 @@
                 <w:noProof/>
                 <w:webHidden/>
               </w:rPr>
-              <w:instrText xml:space="preserve"> PAGEREF _Toc189557471 \h </w:instrText>
+              <w:instrText xml:space="preserve"> PAGEREF _Toc231572881 \h </w:instrText>
             </w:r>
             <w:r>
               <w:rPr>
@@ -1941,18 +1941,18 @@
           <w:pPr>
             <w:pStyle w:val="31"/>
             <w:tabs>
-              <w:tab w:val="left" w:pos="1320"/>
+              <w:tab w:val="left" w:pos="1260"/>
               <w:tab w:val="right" w:leader="dot" w:pos="8494"/>
             </w:tabs>
             <w:rPr>
               <w:rFonts w:asciiTheme="minorHAnsi" w:eastAsiaTheme="minorEastAsia" w:hAnsiTheme="minorHAnsi" w:cstheme="minorBidi"/>
               <w:noProof/>
-              <w:sz w:val="22"/>
+              <w:sz w:val="21"/>
               <w:szCs w:val="24"/>
               <w14:ligatures w14:val="standardContextual"/>
             </w:rPr>
           </w:pPr>
-          <w:hyperlink w:anchor="_Toc189557472" w:history="1">
+          <w:hyperlink w:anchor="_Toc231572882" w:history="1">
             <w:r>
               <w:rPr>
                 <w:rStyle w:val="aff0"/>
@@ -1964,7 +1964,7 @@
               <w:rPr>
                 <w:rFonts w:asciiTheme="minorHAnsi" w:eastAsiaTheme="minorEastAsia" w:hAnsiTheme="minorHAnsi" w:cstheme="minorBidi"/>
                 <w:noProof/>
-                <w:sz w:val="22"/>
+                <w:sz w:val="21"/>
                 <w:szCs w:val="24"/>
                 <w14:ligatures w14:val="standardContextual"/>
               </w:rPr>
@@ -1996,7 +1996,7 @@
                 <w:noProof/>
                 <w:webHidden/>
               </w:rPr>
-              <w:instrText xml:space="preserve"> PAGEREF _Toc189557472 \h </w:instrText>
+              <w:instrText xml:space="preserve"> PAGEREF _Toc231572882 \h </w:instrText>
             </w:r>
             <w:r>
               <w:rPr>
@@ -2031,17 +2031,17 @@
           <w:pPr>
             <w:pStyle w:val="11"/>
             <w:tabs>
-              <w:tab w:val="left" w:pos="1100"/>
+              <w:tab w:val="left" w:pos="1050"/>
             </w:tabs>
             <w:rPr>
               <w:rFonts w:asciiTheme="minorHAnsi" w:eastAsiaTheme="minorEastAsia" w:hAnsiTheme="minorHAnsi" w:cstheme="minorBidi"/>
               <w:noProof/>
-              <w:sz w:val="22"/>
+              <w:sz w:val="21"/>
               <w:szCs w:val="24"/>
               <w14:ligatures w14:val="standardContextual"/>
             </w:rPr>
           </w:pPr>
-          <w:hyperlink w:anchor="_Toc189557473" w:history="1">
+          <w:hyperlink w:anchor="_Toc231572883" w:history="1">
             <w:r>
               <w:rPr>
                 <w:rStyle w:val="aff0"/>
@@ -2053,7 +2053,7 @@
               <w:rPr>
                 <w:rFonts w:asciiTheme="minorHAnsi" w:eastAsiaTheme="minorEastAsia" w:hAnsiTheme="minorHAnsi" w:cstheme="minorBidi"/>
                 <w:noProof/>
-                <w:sz w:val="22"/>
+                <w:sz w:val="21"/>
                 <w:szCs w:val="24"/>
                 <w14:ligatures w14:val="standardContextual"/>
               </w:rPr>
@@ -2085,7 +2085,7 @@
                 <w:noProof/>
                 <w:webHidden/>
               </w:rPr>
-              <w:instrText xml:space="preserve"> PAGEREF _Toc189557473 \h </w:instrText>
+              <w:instrText xml:space="preserve"> PAGEREF _Toc231572883 \h </w:instrText>
             </w:r>
             <w:r>
               <w:rPr>
@@ -2120,18 +2120,18 @@
           <w:pPr>
             <w:pStyle w:val="21"/>
             <w:tabs>
-              <w:tab w:val="left" w:pos="1320"/>
+              <w:tab w:val="left" w:pos="1260"/>
               <w:tab w:val="right" w:leader="dot" w:pos="8494"/>
             </w:tabs>
             <w:rPr>
               <w:rFonts w:asciiTheme="minorHAnsi" w:eastAsiaTheme="minorEastAsia" w:hAnsiTheme="minorHAnsi" w:cstheme="minorBidi"/>
               <w:noProof/>
-              <w:sz w:val="22"/>
+              <w:sz w:val="21"/>
               <w:szCs w:val="24"/>
               <w14:ligatures w14:val="standardContextual"/>
             </w:rPr>
           </w:pPr>
-          <w:hyperlink w:anchor="_Toc189557474" w:history="1">
+          <w:hyperlink w:anchor="_Toc231572884" w:history="1">
             <w:r>
               <w:rPr>
                 <w:rStyle w:val="aff0"/>
@@ -2143,7 +2143,7 @@
               <w:rPr>
                 <w:rFonts w:asciiTheme="minorHAnsi" w:eastAsiaTheme="minorEastAsia" w:hAnsiTheme="minorHAnsi" w:cstheme="minorBidi"/>
                 <w:noProof/>
-                <w:sz w:val="22"/>
+                <w:sz w:val="21"/>
                 <w:szCs w:val="24"/>
                 <w14:ligatures w14:val="standardContextual"/>
               </w:rPr>
@@ -2175,7 +2175,7 @@
                 <w:noProof/>
                 <w:webHidden/>
               </w:rPr>
-              <w:instrText xml:space="preserve"> PAGEREF _Toc189557474 \h </w:instrText>
+              <w:instrText xml:space="preserve"> PAGEREF _Toc231572884 \h </w:instrText>
             </w:r>
             <w:r>
               <w:rPr>
@@ -2210,18 +2210,18 @@
           <w:pPr>
             <w:pStyle w:val="31"/>
             <w:tabs>
-              <w:tab w:val="left" w:pos="1320"/>
+              <w:tab w:val="left" w:pos="1260"/>
               <w:tab w:val="right" w:leader="dot" w:pos="8494"/>
             </w:tabs>
             <w:rPr>
               <w:rFonts w:asciiTheme="minorHAnsi" w:eastAsiaTheme="minorEastAsia" w:hAnsiTheme="minorHAnsi" w:cstheme="minorBidi"/>
               <w:noProof/>
-              <w:sz w:val="22"/>
+              <w:sz w:val="21"/>
               <w:szCs w:val="24"/>
               <w14:ligatures w14:val="standardContextual"/>
             </w:rPr>
           </w:pPr>
-          <w:hyperlink w:anchor="_Toc189557475" w:history="1">
+          <w:hyperlink w:anchor="_Toc231572885" w:history="1">
             <w:r>
               <w:rPr>
                 <w:rStyle w:val="aff0"/>
@@ -2233,7 +2233,7 @@
               <w:rPr>
                 <w:rFonts w:asciiTheme="minorHAnsi" w:eastAsiaTheme="minorEastAsia" w:hAnsiTheme="minorHAnsi" w:cstheme="minorBidi"/>
                 <w:noProof/>
-                <w:sz w:val="22"/>
+                <w:sz w:val="21"/>
                 <w:szCs w:val="24"/>
                 <w14:ligatures w14:val="standardContextual"/>
               </w:rPr>
@@ -2265,7 +2265,7 @@
                 <w:noProof/>
                 <w:webHidden/>
               </w:rPr>
-              <w:instrText xml:space="preserve"> PAGEREF _Toc189557475 \h </w:instrText>
+              <w:instrText xml:space="preserve"> PAGEREF _Toc231572885 \h </w:instrText>
             </w:r>
             <w:r>
               <w:rPr>
@@ -2300,18 +2300,18 @@
           <w:pPr>
             <w:pStyle w:val="31"/>
             <w:tabs>
-              <w:tab w:val="left" w:pos="1320"/>
+              <w:tab w:val="left" w:pos="1260"/>
               <w:tab w:val="right" w:leader="dot" w:pos="8494"/>
             </w:tabs>
             <w:rPr>
               <w:rFonts w:asciiTheme="minorHAnsi" w:eastAsiaTheme="minorEastAsia" w:hAnsiTheme="minorHAnsi" w:cstheme="minorBidi"/>
               <w:noProof/>
-              <w:sz w:val="22"/>
+              <w:sz w:val="21"/>
               <w:szCs w:val="24"/>
               <w14:ligatures w14:val="standardContextual"/>
             </w:rPr>
           </w:pPr>
-          <w:hyperlink w:anchor="_Toc189557476" w:history="1">
+          <w:hyperlink w:anchor="_Toc231572886" w:history="1">
             <w:r>
               <w:rPr>
                 <w:rStyle w:val="aff0"/>
@@ -2323,7 +2323,7 @@
               <w:rPr>
                 <w:rFonts w:asciiTheme="minorHAnsi" w:eastAsiaTheme="minorEastAsia" w:hAnsiTheme="minorHAnsi" w:cstheme="minorBidi"/>
                 <w:noProof/>
-                <w:sz w:val="22"/>
+                <w:sz w:val="21"/>
                 <w:szCs w:val="24"/>
                 <w14:ligatures w14:val="standardContextual"/>
               </w:rPr>
@@ -2355,7 +2355,7 @@
                 <w:noProof/>
                 <w:webHidden/>
               </w:rPr>
-              <w:instrText xml:space="preserve"> PAGEREF _Toc189557476 \h </w:instrText>
+              <w:instrText xml:space="preserve"> PAGEREF _Toc231572886 \h </w:instrText>
             </w:r>
             <w:r>
               <w:rPr>
@@ -2390,17 +2390,17 @@
           <w:pPr>
             <w:pStyle w:val="11"/>
             <w:tabs>
-              <w:tab w:val="left" w:pos="1100"/>
+              <w:tab w:val="left" w:pos="1050"/>
             </w:tabs>
             <w:rPr>
               <w:rFonts w:asciiTheme="minorHAnsi" w:eastAsiaTheme="minorEastAsia" w:hAnsiTheme="minorHAnsi" w:cstheme="minorBidi"/>
               <w:noProof/>
-              <w:sz w:val="22"/>
+              <w:sz w:val="21"/>
               <w:szCs w:val="24"/>
               <w14:ligatures w14:val="standardContextual"/>
             </w:rPr>
           </w:pPr>
-          <w:hyperlink w:anchor="_Toc189557477" w:history="1">
+          <w:hyperlink w:anchor="_Toc231572887" w:history="1">
             <w:r>
               <w:rPr>
                 <w:rStyle w:val="aff0"/>
@@ -2412,7 +2412,7 @@
               <w:rPr>
                 <w:rFonts w:asciiTheme="minorHAnsi" w:eastAsiaTheme="minorEastAsia" w:hAnsiTheme="minorHAnsi" w:cstheme="minorBidi"/>
                 <w:noProof/>
-                <w:sz w:val="22"/>
+                <w:sz w:val="21"/>
                 <w:szCs w:val="24"/>
                 <w14:ligatures w14:val="standardContextual"/>
               </w:rPr>
@@ -2444,7 +2444,7 @@
                 <w:noProof/>
                 <w:webHidden/>
               </w:rPr>
-              <w:instrText xml:space="preserve"> PAGEREF _Toc189557477 \h </w:instrText>
+              <w:instrText xml:space="preserve"> PAGEREF _Toc231572887 \h </w:instrText>
             </w:r>
             <w:r>
               <w:rPr>
@@ -2479,17 +2479,17 @@
           <w:pPr>
             <w:pStyle w:val="11"/>
             <w:tabs>
-              <w:tab w:val="left" w:pos="1100"/>
+              <w:tab w:val="left" w:pos="1050"/>
             </w:tabs>
             <w:rPr>
               <w:rFonts w:asciiTheme="minorHAnsi" w:eastAsiaTheme="minorEastAsia" w:hAnsiTheme="minorHAnsi" w:cstheme="minorBidi"/>
               <w:noProof/>
-              <w:sz w:val="22"/>
+              <w:sz w:val="21"/>
               <w:szCs w:val="24"/>
               <w14:ligatures w14:val="standardContextual"/>
             </w:rPr>
           </w:pPr>
-          <w:hyperlink w:anchor="_Toc189557478" w:history="1">
+          <w:hyperlink w:anchor="_Toc231572888" w:history="1">
             <w:r>
               <w:rPr>
                 <w:rStyle w:val="aff0"/>
@@ -2501,7 +2501,7 @@
               <w:rPr>
                 <w:rFonts w:asciiTheme="minorHAnsi" w:eastAsiaTheme="minorEastAsia" w:hAnsiTheme="minorHAnsi" w:cstheme="minorBidi"/>
                 <w:noProof/>
-                <w:sz w:val="22"/>
+                <w:sz w:val="21"/>
                 <w:szCs w:val="24"/>
                 <w14:ligatures w14:val="standardContextual"/>
               </w:rPr>
@@ -2533,7 +2533,7 @@
                 <w:noProof/>
                 <w:webHidden/>
               </w:rPr>
-              <w:instrText xml:space="preserve"> PAGEREF _Toc189557478 \h </w:instrText>
+              <w:instrText xml:space="preserve"> PAGEREF _Toc231572888 \h </w:instrText>
             </w:r>
             <w:r>
               <w:rPr>
@@ -2598,7 +2598,7 @@
       <w:pPr>
         <w:pStyle w:val="1"/>
       </w:pPr>
-      <w:bookmarkStart w:id="10" w:name="_Toc189557455"/>
+      <w:bookmarkStart w:id="10" w:name="_Toc231572865"/>
       <w:r>
         <w:rPr>
           <w:rFonts w:hint="eastAsia"/>
@@ -2613,7 +2613,7 @@
         <w:pStyle w:val="2"/>
       </w:pPr>
       <w:bookmarkStart w:id="11" w:name="_Toc16754031"/>
-      <w:bookmarkStart w:id="12" w:name="_Toc189557456"/>
+      <w:bookmarkStart w:id="12" w:name="_Toc231572866"/>
       <w:bookmarkEnd w:id="11"/>
       <w:r>
         <w:rPr>
@@ -2924,7 +2924,7 @@
         <w:rPr>
           <w:rFonts w:hint="eastAsia"/>
         </w:rPr>
-        <w:t>行</w:t>
+        <w:t>い</w:t>
       </w:r>
       <w:r>
         <w:rPr>
@@ -2960,7 +2960,7 @@
                     <pic:cNvPicPr/>
                   </pic:nvPicPr>
                   <pic:blipFill>
-                    <a:blip r:embed="rId8" cstate="print">
+                    <a:blip r:embed="rId11" cstate="print">
                       <a:extLst>
                         <a:ext uri="{28A0092B-C50C-407E-A947-70E740481C1C}">
                           <a14:useLocalDpi xmlns:a14="http://schemas.microsoft.com/office/drawing/2010/main" val="0"/>
@@ -3079,7 +3079,7 @@
                     </pic:cNvPicPr>
                   </pic:nvPicPr>
                   <pic:blipFill>
-                    <a:blip r:embed="rId9">
+                    <a:blip r:embed="rId12">
                       <a:extLst>
                         <a:ext uri="{28A0092B-C50C-407E-A947-70E740481C1C}">
                           <a14:useLocalDpi xmlns:a14="http://schemas.microsoft.com/office/drawing/2010/main" val="0"/>
@@ -3156,12 +3156,12 @@
         <w:t xml:space="preserve">　ワンスオンリーやワンストップでのイメージ</w:t>
       </w:r>
     </w:p>
-    <w:p/>
     <w:p>
       <w:r>
         <w:rPr>
           <w:rFonts w:hint="eastAsia"/>
         </w:rPr>
+        <w:lastRenderedPageBreak/>
         <w:t>証明情報</w:t>
       </w:r>
       <w:r>
@@ -3315,7 +3315,7 @@
       </w:pPr>
       <w:bookmarkStart w:id="13" w:name="_Toc71132743"/>
       <w:bookmarkStart w:id="14" w:name="_Toc71133858"/>
-      <w:bookmarkStart w:id="15" w:name="_Toc189557457"/>
+      <w:bookmarkStart w:id="15" w:name="_Toc231572867"/>
       <w:bookmarkEnd w:id="13"/>
       <w:bookmarkEnd w:id="14"/>
       <w:r>
@@ -3750,7 +3750,7 @@
         <w:rPr>
           <w:rFonts w:hint="eastAsia"/>
         </w:rPr>
-        <w:t>行</w:t>
+        <w:t>い</w:t>
       </w:r>
       <w:r>
         <w:rPr>
@@ -3763,7 +3763,7 @@
       <w:pPr>
         <w:pStyle w:val="2"/>
       </w:pPr>
-      <w:bookmarkStart w:id="16" w:name="_Toc189557458"/>
+      <w:bookmarkStart w:id="16" w:name="_Toc231572868"/>
       <w:r>
         <w:rPr>
           <w:rFonts w:hint="eastAsia"/>
@@ -3900,14 +3900,7 @@
         <w:rPr>
           <w:rFonts w:hint="eastAsia"/>
         </w:rPr>
-        <w:t>することで、インターネットがあればどこからでも取得可能で複製も可能なことから、取得に関する人件費はも</w:t>
-      </w:r>
-      <w:r>
-        <w:rPr>
-          <w:rFonts w:hint="eastAsia"/>
-        </w:rPr>
-        <w:lastRenderedPageBreak/>
-        <w:t>ちろんのこと、証明書費用、送料等の直接費用も削減することができます。</w:t>
+        <w:t>することで、インターネットがあればどこからでも取得可能で複製も可能なことから、取得に関する人件費はもちろんのこと、証明書費用、送料等の直接費用も削減することができます。</w:t>
       </w:r>
     </w:p>
     <w:p>
@@ -3915,6 +3908,7 @@
         <w:rPr>
           <w:rFonts w:hint="eastAsia"/>
         </w:rPr>
+        <w:lastRenderedPageBreak/>
         <w:t>申請を受領する側にとってもメリットがあります。</w:t>
       </w:r>
       <w:r>
@@ -4003,7 +3997,7 @@
                     </pic:cNvPicPr>
                   </pic:nvPicPr>
                   <pic:blipFill>
-                    <a:blip r:embed="rId10" cstate="print">
+                    <a:blip r:embed="rId13" cstate="print">
                       <a:extLst>
                         <a:ext uri="{28A0092B-C50C-407E-A947-70E740481C1C}">
                           <a14:useLocalDpi xmlns:a14="http://schemas.microsoft.com/office/drawing/2010/main" val="0"/>
@@ -4086,11 +4080,12 @@
         <w:t>証明データの自動照合の例</w:t>
       </w:r>
     </w:p>
+    <w:p/>
     <w:p>
       <w:pPr>
         <w:pStyle w:val="1"/>
       </w:pPr>
-      <w:bookmarkStart w:id="17" w:name="_Toc189557459"/>
+      <w:bookmarkStart w:id="17" w:name="_Toc231572869"/>
       <w:r>
         <w:rPr>
           <w:rFonts w:hint="eastAsia"/>
@@ -4103,7 +4098,7 @@
       <w:pPr>
         <w:pStyle w:val="2"/>
       </w:pPr>
-      <w:bookmarkStart w:id="18" w:name="_Toc189557460"/>
+      <w:bookmarkStart w:id="18" w:name="_Toc231572870"/>
       <w:r>
         <w:rPr>
           <w:rFonts w:hint="eastAsia"/>
@@ -4230,7 +4225,7 @@
       </w:pPr>
       <w:bookmarkStart w:id="19" w:name="_Toc71132748"/>
       <w:bookmarkStart w:id="20" w:name="_Toc71133863"/>
-      <w:bookmarkStart w:id="21" w:name="_Toc189557461"/>
+      <w:bookmarkStart w:id="21" w:name="_Toc231572871"/>
       <w:bookmarkStart w:id="22" w:name="_Toc10185902"/>
       <w:bookmarkEnd w:id="19"/>
       <w:bookmarkEnd w:id="20"/>
@@ -4292,7 +4287,7 @@
                     </pic:cNvPicPr>
                   </pic:nvPicPr>
                   <pic:blipFill>
-                    <a:blip r:embed="rId11">
+                    <a:blip r:embed="rId14">
                       <a:extLst>
                         <a:ext uri="{28A0092B-C50C-407E-A947-70E740481C1C}">
                           <a14:useLocalDpi xmlns:a14="http://schemas.microsoft.com/office/drawing/2010/main" val="0"/>
@@ -4533,7 +4528,7 @@
                     </pic:cNvPicPr>
                   </pic:nvPicPr>
                   <pic:blipFill>
-                    <a:blip r:embed="rId12">
+                    <a:blip r:embed="rId15">
                       <a:extLst>
                         <a:ext uri="{28A0092B-C50C-407E-A947-70E740481C1C}">
                           <a14:useLocalDpi xmlns:a14="http://schemas.microsoft.com/office/drawing/2010/main" val="0"/>
@@ -4713,7 +4708,7 @@
       <w:pPr>
         <w:pStyle w:val="2"/>
       </w:pPr>
-      <w:bookmarkStart w:id="23" w:name="_Toc189557462"/>
+      <w:bookmarkStart w:id="23" w:name="_Toc231572872"/>
       <w:r>
         <w:rPr>
           <w:rFonts w:hint="eastAsia"/>
@@ -4930,7 +4925,7 @@
                     </pic:cNvPicPr>
                   </pic:nvPicPr>
                   <pic:blipFill>
-                    <a:blip r:embed="rId13">
+                    <a:blip r:embed="rId16">
                       <a:extLst>
                         <a:ext uri="{28A0092B-C50C-407E-A947-70E740481C1C}">
                           <a14:useLocalDpi xmlns:a14="http://schemas.microsoft.com/office/drawing/2010/main" val="0"/>
@@ -5015,7 +5010,7 @@
       <w:pPr>
         <w:pStyle w:val="1"/>
       </w:pPr>
-      <w:bookmarkStart w:id="24" w:name="_Toc189557463"/>
+      <w:bookmarkStart w:id="24" w:name="_Toc231572873"/>
       <w:r>
         <w:rPr>
           <w:rFonts w:hint="eastAsia"/>
@@ -5035,7 +5030,7 @@
         <w:pStyle w:val="2"/>
       </w:pPr>
       <w:bookmarkStart w:id="25" w:name="_Toc96368086"/>
-      <w:bookmarkStart w:id="26" w:name="_Toc189557464"/>
+      <w:bookmarkStart w:id="26" w:name="_Toc231572874"/>
       <w:r>
         <w:rPr>
           <w:rFonts w:hint="eastAsia"/>
@@ -5077,10 +5072,10 @@
         </w:rPr>
         <w:lastRenderedPageBreak/>
         <w:drawing>
-          <wp:inline distT="0" distB="0" distL="0" distR="0" wp14:anchorId="6BA74662" wp14:editId="33D9B34E">
-            <wp:extent cx="5400040" cy="2887980"/>
-            <wp:effectExtent l="0" t="0" r="0" b="7620"/>
-            <wp:docPr id="50739196" name="図 3"/>
+          <wp:inline distT="0" distB="0" distL="0" distR="0" wp14:anchorId="2FB9F04F" wp14:editId="7FA3AA5D">
+            <wp:extent cx="1604288" cy="7147560"/>
+            <wp:effectExtent l="0" t="0" r="0" b="0"/>
+            <wp:docPr id="194797579" name="図 1"/>
             <wp:cNvGraphicFramePr>
               <a:graphicFrameLocks xmlns:a="http://schemas.openxmlformats.org/drawingml/2006/main" noChangeAspect="1"/>
             </wp:cNvGraphicFramePr>
@@ -5088,13 +5083,13 @@
               <a:graphicData uri="http://schemas.openxmlformats.org/drawingml/2006/picture">
                 <pic:pic xmlns:pic="http://schemas.openxmlformats.org/drawingml/2006/picture">
                   <pic:nvPicPr>
-                    <pic:cNvPr id="0" name="Picture 3"/>
+                    <pic:cNvPr id="0" name="Picture 1"/>
                     <pic:cNvPicPr>
                       <a:picLocks noChangeAspect="1" noChangeArrowheads="1"/>
                     </pic:cNvPicPr>
                   </pic:nvPicPr>
                   <pic:blipFill>
-                    <a:blip r:embed="rId14">
+                    <a:blip r:embed="rId17" cstate="print">
                       <a:extLst>
                         <a:ext uri="{28A0092B-C50C-407E-A947-70E740481C1C}">
                           <a14:useLocalDpi xmlns:a14="http://schemas.microsoft.com/office/drawing/2010/main" val="0"/>
@@ -5109,7 +5104,7 @@
                   <pic:spPr bwMode="auto">
                     <a:xfrm>
                       <a:off x="0" y="0"/>
-                      <a:ext cx="5400040" cy="2887980"/>
+                      <a:ext cx="1614237" cy="7191884"/>
                     </a:xfrm>
                     <a:prstGeom prst="rect">
                       <a:avLst/>
@@ -5163,11 +5158,12 @@
       <w:pPr>
         <w:pStyle w:val="2"/>
       </w:pPr>
-      <w:bookmarkStart w:id="27" w:name="_Toc189557465"/>
-      <w:r>
-        <w:rPr>
-          <w:rFonts w:hint="eastAsia"/>
-        </w:rPr>
+      <w:bookmarkStart w:id="27" w:name="_Toc231572875"/>
+      <w:r>
+        <w:rPr>
+          <w:rFonts w:hint="eastAsia"/>
+        </w:rPr>
+        <w:lastRenderedPageBreak/>
         <w:t>概要</w:t>
       </w:r>
       <w:bookmarkEnd w:id="27"/>
@@ -5943,7 +5939,7 @@
       <w:pPr>
         <w:pStyle w:val="1"/>
       </w:pPr>
-      <w:bookmarkStart w:id="28" w:name="_Toc189557466"/>
+      <w:bookmarkStart w:id="28" w:name="_Toc231572876"/>
       <w:r>
         <w:rPr>
           <w:rFonts w:hint="eastAsia"/>
@@ -5994,6 +5990,7 @@
         <w:rPr>
           <w:noProof/>
         </w:rPr>
+        <w:lastRenderedPageBreak/>
         <w:drawing>
           <wp:inline distT="0" distB="0" distL="0" distR="0" wp14:anchorId="6D3F6BEF" wp14:editId="351C8F23">
             <wp:extent cx="5400040" cy="2350135"/>
@@ -6012,7 +6009,7 @@
                     </pic:cNvPicPr>
                   </pic:nvPicPr>
                   <pic:blipFill>
-                    <a:blip r:embed="rId15" cstate="print">
+                    <a:blip r:embed="rId18" cstate="print">
                       <a:extLst>
                         <a:ext uri="{28A0092B-C50C-407E-A947-70E740481C1C}">
                           <a14:useLocalDpi xmlns:a14="http://schemas.microsoft.com/office/drawing/2010/main" val="0"/>
@@ -6056,37 +6053,16 @@
         <w:t xml:space="preserve">図 </w:t>
       </w:r>
       <w:r>
-        <w:fldChar w:fldCharType="begin"/>
-      </w:r>
-      <w:r>
-        <w:instrText xml:space="preserve"> </w:instrText>
-      </w:r>
-      <w:r>
-        <w:rPr>
-          <w:rFonts w:hint="eastAsia"/>
-        </w:rPr>
-        <w:instrText>SEQ 図 \* ARABIC</w:instrText>
-      </w:r>
-      <w:r>
-        <w:instrText xml:space="preserve"> </w:instrText>
-      </w:r>
-      <w:r>
-        <w:fldChar w:fldCharType="separate"/>
-      </w:r>
-      <w:r>
-        <w:rPr>
-          <w:noProof/>
-        </w:rPr>
-        <w:t>7</w:t>
-      </w:r>
-      <w:r>
-        <w:fldChar w:fldCharType="end"/>
-      </w:r>
-      <w:r>
-        <w:rPr>
-          <w:rFonts w:hint="eastAsia"/>
-        </w:rPr>
-        <w:t xml:space="preserve">　申請のライフサイクルの</w:t>
+        <w:rPr>
+          <w:rFonts w:hint="eastAsia"/>
+        </w:rPr>
+        <w:t xml:space="preserve">8　</w:t>
+      </w:r>
+      <w:r>
+        <w:rPr>
+          <w:rFonts w:hint="eastAsia"/>
+        </w:rPr>
+        <w:t>申請のライフサイクルの</w:t>
       </w:r>
       <w:r>
         <w:rPr>
@@ -6113,11 +6089,12 @@
         <w:t>通知</w:t>
       </w:r>
     </w:p>
+    <w:p/>
     <w:p>
       <w:pPr>
         <w:pStyle w:val="2"/>
       </w:pPr>
-      <w:bookmarkStart w:id="29" w:name="_Toc189557467"/>
+      <w:bookmarkStart w:id="29" w:name="_Toc231572877"/>
       <w:r>
         <w:rPr>
           <w:rFonts w:hint="eastAsia"/>
@@ -6130,7 +6107,7 @@
       <w:pPr>
         <w:pStyle w:val="3"/>
       </w:pPr>
-      <w:bookmarkStart w:id="30" w:name="_Toc189557468"/>
+      <w:bookmarkStart w:id="30" w:name="_Toc231572878"/>
       <w:r>
         <w:rPr>
           <w:rFonts w:hint="eastAsia"/>
@@ -6140,129 +6117,116 @@
       <w:bookmarkEnd w:id="30"/>
     </w:p>
     <w:p>
-      <w:pPr>
-        <w:pStyle w:val="a2"/>
-        <w:ind w:left="120" w:firstLine="240"/>
-      </w:pPr>
+      <w:r>
+        <w:rPr>
+          <w:rFonts w:hint="eastAsia"/>
+        </w:rPr>
+        <w:t>申請データと送金データの照合は、</w:t>
+      </w:r>
+      <w:r>
+        <w:rPr>
+          <w:rFonts w:hint="eastAsia"/>
+        </w:rPr>
+        <w:t>申請データと</w:t>
+      </w:r>
+      <w:r>
+        <w:rPr>
+          <w:rFonts w:hint="eastAsia"/>
+        </w:rPr>
+        <w:t>領収書や印紙の</w:t>
+      </w:r>
+      <w:r>
+        <w:rPr>
+          <w:rFonts w:hint="eastAsia"/>
+        </w:rPr>
+        <w:t>金額を目視で</w:t>
+      </w:r>
+      <w:r>
+        <w:rPr>
+          <w:rFonts w:hint="eastAsia"/>
+        </w:rPr>
+        <w:t>照合するの</w:t>
+      </w:r>
+      <w:r>
+        <w:rPr>
+          <w:rFonts w:hint="eastAsia"/>
+        </w:rPr>
+        <w:t>ではなく、法人番号や法人名の確認、手数料と送金データの送金額と</w:t>
+      </w:r>
+      <w:r>
+        <w:rPr>
+          <w:rFonts w:hint="eastAsia"/>
+        </w:rPr>
+        <w:t>が一致するかの</w:t>
+      </w:r>
+      <w:r>
+        <w:rPr>
+          <w:rFonts w:hint="eastAsia"/>
+        </w:rPr>
+        <w:t>確認が自動で行われます。</w:t>
+      </w:r>
     </w:p>
     <w:p>
       <w:r>
         <w:rPr>
           <w:rFonts w:hint="eastAsia"/>
         </w:rPr>
-        <w:t>申請データと送金データの照合は、</w:t>
-      </w:r>
-      <w:r>
-        <w:rPr>
-          <w:rFonts w:hint="eastAsia"/>
-        </w:rPr>
-        <w:t>申請データと</w:t>
-      </w:r>
-      <w:r>
-        <w:rPr>
-          <w:rFonts w:hint="eastAsia"/>
-        </w:rPr>
-        <w:t>領収書や印紙の</w:t>
-      </w:r>
-      <w:r>
-        <w:rPr>
-          <w:rFonts w:hint="eastAsia"/>
-        </w:rPr>
-        <w:t>金額を目視で</w:t>
-      </w:r>
-      <w:r>
-        <w:rPr>
-          <w:rFonts w:hint="eastAsia"/>
-        </w:rPr>
-        <w:t>照合するの</w:t>
-      </w:r>
-      <w:r>
-        <w:rPr>
-          <w:rFonts w:hint="eastAsia"/>
-        </w:rPr>
-        <w:t>ではなく、法人番号や法人名の確認、手数料と送金データの送金額と</w:t>
-      </w:r>
-      <w:r>
-        <w:rPr>
-          <w:rFonts w:hint="eastAsia"/>
-        </w:rPr>
-        <w:t>が一致するかの</w:t>
-      </w:r>
-      <w:r>
-        <w:rPr>
-          <w:rFonts w:hint="eastAsia"/>
-        </w:rPr>
-        <w:t>確認が自動で行われます。</w:t>
+        <w:t>また、申請データとともに資格証明データが送付されてきた場合には、</w:t>
+      </w:r>
+      <w:r>
+        <w:rPr>
+          <w:rFonts w:hint="eastAsia"/>
+        </w:rPr>
+        <w:t>個人氏名や</w:t>
+      </w:r>
+      <w:r>
+        <w:rPr>
+          <w:rFonts w:hint="eastAsia"/>
+        </w:rPr>
+        <w:t>法人名</w:t>
+      </w:r>
+      <w:r>
+        <w:rPr>
+          <w:rFonts w:hint="eastAsia"/>
+        </w:rPr>
+        <w:t>、</w:t>
+      </w:r>
+      <w:r>
+        <w:rPr>
+          <w:rFonts w:hint="eastAsia"/>
+        </w:rPr>
+        <w:t>資格種別</w:t>
+      </w:r>
+      <w:r>
+        <w:rPr>
+          <w:rFonts w:hint="eastAsia"/>
+        </w:rPr>
+        <w:t>等</w:t>
+      </w:r>
+      <w:r>
+        <w:rPr>
+          <w:rFonts w:hint="eastAsia"/>
+        </w:rPr>
+        <w:t>の自動照合を行います。</w:t>
+      </w:r>
+      <w:r>
+        <w:rPr>
+          <w:rFonts w:hint="eastAsia"/>
+        </w:rPr>
+        <w:t>資格データは、データで送付される場合と、資格証明サーバーに</w:t>
+      </w:r>
+      <w:r>
+        <w:rPr>
+          <w:rFonts w:hint="eastAsia"/>
+        </w:rPr>
+        <w:t>証明書番号などを基に確認しに行く方式があります。</w:t>
       </w:r>
     </w:p>
     <w:p>
-      <w:r>
-        <w:rPr>
-          <w:rFonts w:hint="eastAsia"/>
-        </w:rPr>
-        <w:t>また、申請データとともに資格証明データが送付されてきた場合には、</w:t>
-      </w:r>
-      <w:r>
-        <w:rPr>
-          <w:rFonts w:hint="eastAsia"/>
-        </w:rPr>
-        <w:t>個人氏名や</w:t>
-      </w:r>
-      <w:r>
-        <w:rPr>
-          <w:rFonts w:hint="eastAsia"/>
-        </w:rPr>
-        <w:t>法人名</w:t>
-      </w:r>
-      <w:r>
-        <w:rPr>
-          <w:rFonts w:hint="eastAsia"/>
-        </w:rPr>
-        <w:t>、</w:t>
-      </w:r>
-      <w:r>
-        <w:rPr>
-          <w:rFonts w:hint="eastAsia"/>
-        </w:rPr>
-        <w:t>資格種別</w:t>
-      </w:r>
-      <w:r>
-        <w:rPr>
-          <w:rFonts w:hint="eastAsia"/>
-        </w:rPr>
-        <w:t>等</w:t>
-      </w:r>
-      <w:r>
-        <w:rPr>
-          <w:rFonts w:hint="eastAsia"/>
-        </w:rPr>
-        <w:t>の自動照合を行います。</w:t>
-      </w:r>
-      <w:r>
-        <w:rPr>
-          <w:rFonts w:hint="eastAsia"/>
-        </w:rPr>
-        <w:t>資格データは、データで送付される場合と、資格証明サーバーに</w:t>
-      </w:r>
-      <w:r>
-        <w:rPr>
-          <w:rFonts w:hint="eastAsia"/>
-        </w:rPr>
-        <w:t>証明書番号などを基に確認</w:t>
-      </w:r>
-      <w:r>
-        <w:rPr>
-          <w:rFonts w:hint="eastAsia"/>
-        </w:rPr>
-        <w:lastRenderedPageBreak/>
-        <w:t>しに行く方式があります。</w:t>
-      </w:r>
-    </w:p>
-    <w:p>
       <w:pPr>
         <w:pStyle w:val="3"/>
       </w:pPr>
-      <w:bookmarkStart w:id="31" w:name="_Toc189557469"/>
+      <w:bookmarkStart w:id="31" w:name="_Toc231572879"/>
       <w:r>
         <w:rPr>
           <w:rFonts w:hint="eastAsia"/>
@@ -6439,7 +6403,7 @@
       <w:pPr>
         <w:pStyle w:val="2"/>
       </w:pPr>
-      <w:bookmarkStart w:id="32" w:name="_Toc189557470"/>
+      <w:bookmarkStart w:id="32" w:name="_Toc231572880"/>
       <w:r>
         <w:rPr>
           <w:rFonts w:hint="eastAsia"/>
@@ -6452,7 +6416,7 @@
       <w:pPr>
         <w:pStyle w:val="3"/>
       </w:pPr>
-      <w:bookmarkStart w:id="33" w:name="_Toc189557471"/>
+      <w:bookmarkStart w:id="33" w:name="_Toc231572881"/>
       <w:r>
         <w:rPr>
           <w:rFonts w:hint="eastAsia"/>
@@ -6484,7 +6448,14 @@
         <w:rPr>
           <w:rFonts w:hint="eastAsia"/>
         </w:rPr>
-        <w:t>通知として</w:t>
+        <w:t>通知とし</w:t>
+      </w:r>
+      <w:r>
+        <w:rPr>
+          <w:rFonts w:hint="eastAsia"/>
+        </w:rPr>
+        <w:lastRenderedPageBreak/>
+        <w:t>て</w:t>
       </w:r>
       <w:r>
         <w:t>資格証明</w:t>
@@ -6553,7 +6524,7 @@
                     <pic:cNvPicPr/>
                   </pic:nvPicPr>
                   <pic:blipFill>
-                    <a:blip r:embed="rId16" cstate="print">
+                    <a:blip r:embed="rId19" cstate="print">
                       <a:extLst>
                         <a:ext uri="{28A0092B-C50C-407E-A947-70E740481C1C}">
                           <a14:useLocalDpi xmlns:a14="http://schemas.microsoft.com/office/drawing/2010/main" val="0"/>
@@ -6589,34 +6560,13 @@
         <w:rPr>
           <w:rFonts w:hint="eastAsia"/>
         </w:rPr>
-        <w:t xml:space="preserve">図 </w:t>
-      </w:r>
-      <w:r>
-        <w:fldChar w:fldCharType="begin"/>
-      </w:r>
-      <w:r>
-        <w:instrText xml:space="preserve"> </w:instrText>
-      </w:r>
-      <w:r>
-        <w:rPr>
-          <w:rFonts w:hint="eastAsia"/>
-        </w:rPr>
-        <w:instrText>SEQ 図 \* ARABIC</w:instrText>
-      </w:r>
-      <w:r>
-        <w:instrText xml:space="preserve"> </w:instrText>
-      </w:r>
-      <w:r>
-        <w:fldChar w:fldCharType="separate"/>
-      </w:r>
-      <w:r>
-        <w:rPr>
-          <w:noProof/>
-        </w:rPr>
-        <w:t>8</w:t>
-      </w:r>
-      <w:r>
-        <w:fldChar w:fldCharType="end"/>
+        <w:t>図</w:t>
+      </w:r>
+      <w:r>
+        <w:rPr>
+          <w:rFonts w:hint="eastAsia"/>
+        </w:rPr>
+        <w:t>9</w:t>
       </w:r>
       <w:r>
         <w:rPr>
@@ -6629,7 +6579,7 @@
       <w:pPr>
         <w:pStyle w:val="3"/>
       </w:pPr>
-      <w:bookmarkStart w:id="34" w:name="_Toc189557472"/>
+      <w:bookmarkStart w:id="34" w:name="_Toc231572882"/>
       <w:r>
         <w:rPr>
           <w:rFonts w:hint="eastAsia"/>
@@ -6694,7 +6644,6 @@
           <w:rFonts w:hint="eastAsia"/>
           <w:noProof/>
         </w:rPr>
-        <w:lastRenderedPageBreak/>
         <w:drawing>
           <wp:inline distT="0" distB="0" distL="0" distR="0" wp14:anchorId="4EDEA7BA" wp14:editId="09127D16">
             <wp:extent cx="3288480" cy="2509284"/>
@@ -6713,7 +6662,7 @@
                     </pic:cNvPicPr>
                   </pic:nvPicPr>
                   <pic:blipFill>
-                    <a:blip r:embed="rId17">
+                    <a:blip r:embed="rId20">
                       <a:extLst>
                         <a:ext uri="{28A0092B-C50C-407E-A947-70E740481C1C}">
                           <a14:useLocalDpi xmlns:a14="http://schemas.microsoft.com/office/drawing/2010/main" val="0"/>
@@ -6761,48 +6710,28 @@
         <w:t xml:space="preserve">図 </w:t>
       </w:r>
       <w:r>
-        <w:fldChar w:fldCharType="begin"/>
-      </w:r>
-      <w:r>
-        <w:instrText xml:space="preserve"> </w:instrText>
-      </w:r>
-      <w:r>
-        <w:rPr>
-          <w:rFonts w:hint="eastAsia"/>
-        </w:rPr>
-        <w:instrText>SEQ 図 \* ARABIC</w:instrText>
-      </w:r>
-      <w:r>
-        <w:instrText xml:space="preserve"> </w:instrText>
-      </w:r>
-      <w:r>
-        <w:fldChar w:fldCharType="separate"/>
-      </w:r>
-      <w:r>
-        <w:rPr>
-          <w:noProof/>
-        </w:rPr>
-        <w:t>9</w:t>
-      </w:r>
-      <w:r>
-        <w:fldChar w:fldCharType="end"/>
-      </w:r>
-      <w:r>
-        <w:rPr>
-          <w:rFonts w:hint="eastAsia"/>
-        </w:rPr>
-        <w:t xml:space="preserve">　法人の証明データ交付イメージ</w:t>
+        <w:rPr>
+          <w:rFonts w:hint="eastAsia"/>
+        </w:rPr>
+        <w:t xml:space="preserve">10　</w:t>
+      </w:r>
+      <w:r>
+        <w:rPr>
+          <w:rFonts w:hint="eastAsia"/>
+        </w:rPr>
+        <w:t>法人の証明データ交付イメージ</w:t>
       </w:r>
     </w:p>
     <w:p>
       <w:pPr>
         <w:pStyle w:val="1"/>
       </w:pPr>
-      <w:bookmarkStart w:id="35" w:name="_Toc189557473"/>
-      <w:r>
-        <w:rPr>
-          <w:rFonts w:hint="eastAsia"/>
-        </w:rPr>
+      <w:bookmarkStart w:id="35" w:name="_Toc231572883"/>
+      <w:r>
+        <w:rPr>
+          <w:rFonts w:hint="eastAsia"/>
+        </w:rPr>
+        <w:lastRenderedPageBreak/>
         <w:t>解説</w:t>
       </w:r>
       <w:bookmarkEnd w:id="35"/>
@@ -6812,7 +6741,7 @@
         <w:pStyle w:val="2"/>
       </w:pPr>
       <w:bookmarkStart w:id="36" w:name="_Toc16754054"/>
-      <w:bookmarkStart w:id="37" w:name="_Toc189557474"/>
+      <w:bookmarkStart w:id="37" w:name="_Toc231572884"/>
       <w:bookmarkEnd w:id="36"/>
       <w:r>
         <w:rPr>
@@ -6826,7 +6755,7 @@
       <w:pPr>
         <w:pStyle w:val="3"/>
       </w:pPr>
-      <w:bookmarkStart w:id="38" w:name="_Toc189557475"/>
+      <w:bookmarkStart w:id="38" w:name="_Toc231572885"/>
       <w:r>
         <w:rPr>
           <w:rFonts w:hint="eastAsia"/>
@@ -7041,14 +6970,24 @@
             <w:pPr>
               <w:pStyle w:val="affa"/>
             </w:pPr>
-            <w:proofErr w:type="spellStart"/>
-            <w:r>
-              <w:rPr>
-                <w:rFonts w:hint="eastAsia"/>
-              </w:rPr>
-              <w:t>FomalFramework</w:t>
-            </w:r>
-            <w:proofErr w:type="spellEnd"/>
+            <w:r>
+              <w:rPr>
+                <w:rFonts w:hint="eastAsia"/>
+              </w:rPr>
+              <w:t>Fo</w:t>
+            </w:r>
+            <w:r>
+              <w:rPr>
+                <w:rFonts w:hint="eastAsia"/>
+              </w:rPr>
+              <w:t>r</w:t>
+            </w:r>
+            <w:r>
+              <w:rPr>
+                <w:rFonts w:hint="eastAsia"/>
+              </w:rPr>
+              <w:t>malFramework</w:t>
+            </w:r>
           </w:p>
         </w:tc>
       </w:tr>
@@ -7111,27 +7050,47 @@
             <w:pPr>
               <w:pStyle w:val="affa"/>
             </w:pPr>
-            <w:proofErr w:type="spellStart"/>
-            <w:r>
-              <w:rPr>
-                <w:rFonts w:hint="eastAsia"/>
-              </w:rPr>
-              <w:t>RequirmentGroup</w:t>
-            </w:r>
-            <w:proofErr w:type="spellEnd"/>
+            <w:r>
+              <w:rPr>
+                <w:rFonts w:hint="eastAsia"/>
+              </w:rPr>
+              <w:t>Requir</w:t>
+            </w:r>
+            <w:r>
+              <w:rPr>
+                <w:rFonts w:hint="eastAsia"/>
+              </w:rPr>
+              <w:t>e</w:t>
+            </w:r>
+            <w:r>
+              <w:rPr>
+                <w:rFonts w:hint="eastAsia"/>
+              </w:rPr>
+              <w:t>mentGroup</w:t>
+            </w:r>
           </w:p>
           <w:p>
             <w:pPr>
               <w:pStyle w:val="affa"/>
             </w:pPr>
-            <w:proofErr w:type="spellStart"/>
-            <w:r>
-              <w:rPr>
-                <w:rFonts w:hint="eastAsia"/>
-              </w:rPr>
-              <w:t>CriterionRequirment</w:t>
-            </w:r>
-            <w:proofErr w:type="spellEnd"/>
+            <w:r>
+              <w:rPr>
+                <w:rFonts w:hint="eastAsia"/>
+              </w:rPr>
+              <w:t>CriterionRequir</w:t>
+            </w:r>
+            <w:r>
+              <w:rPr>
+                <w:rFonts w:hint="eastAsia"/>
+              </w:rPr>
+              <w:t>e</w:t>
+            </w:r>
+            <w:r>
+              <w:rPr>
+                <w:rFonts w:hint="eastAsia"/>
+              </w:rPr>
+              <w:t>ment</w:t>
+            </w:r>
           </w:p>
         </w:tc>
       </w:tr>
@@ -7160,14 +7119,24 @@
             <w:pPr>
               <w:pStyle w:val="affa"/>
             </w:pPr>
-            <w:proofErr w:type="spellStart"/>
-            <w:r>
-              <w:rPr>
-                <w:rFonts w:hint="eastAsia"/>
-              </w:rPr>
-              <w:t>RequirementResponce</w:t>
-            </w:r>
-            <w:proofErr w:type="spellEnd"/>
+            <w:r>
+              <w:rPr>
+                <w:rFonts w:hint="eastAsia"/>
+              </w:rPr>
+              <w:t>RequirementRespon</w:t>
+            </w:r>
+            <w:r>
+              <w:rPr>
+                <w:rFonts w:hint="eastAsia"/>
+              </w:rPr>
+              <w:t>s</w:t>
+            </w:r>
+            <w:r>
+              <w:rPr>
+                <w:rFonts w:hint="eastAsia"/>
+              </w:rPr>
+              <w:t>e</w:t>
+            </w:r>
           </w:p>
         </w:tc>
       </w:tr>
@@ -7195,7 +7164,6 @@
               <w:rPr>
                 <w:rFonts w:hint="eastAsia"/>
               </w:rPr>
-              <w:lastRenderedPageBreak/>
               <w:t>参照資料</w:t>
             </w:r>
           </w:p>
@@ -7212,7 +7180,6 @@
               <w:rPr>
                 <w:rFonts w:hint="eastAsia"/>
               </w:rPr>
-              <w:lastRenderedPageBreak/>
               <w:t>Evidence</w:t>
             </w:r>
           </w:p>
@@ -7220,15 +7187,12 @@
             <w:pPr>
               <w:pStyle w:val="affa"/>
             </w:pPr>
-            <w:proofErr w:type="spellStart"/>
-            <w:r>
-              <w:rPr>
-                <w:rFonts w:hint="eastAsia"/>
-              </w:rPr>
-              <w:lastRenderedPageBreak/>
+            <w:r>
+              <w:rPr>
+                <w:rFonts w:hint="eastAsia"/>
+              </w:rPr>
               <w:t>DocumentReference</w:t>
             </w:r>
-            <w:proofErr w:type="spellEnd"/>
           </w:p>
         </w:tc>
       </w:tr>
@@ -7245,7 +7209,6 @@
               <w:rPr>
                 <w:rFonts w:hint="eastAsia"/>
               </w:rPr>
-              <w:lastRenderedPageBreak/>
               <w:t>証明期間</w:t>
             </w:r>
           </w:p>
@@ -7258,14 +7221,24 @@
             <w:pPr>
               <w:pStyle w:val="affa"/>
             </w:pPr>
-            <w:proofErr w:type="spellStart"/>
-            <w:r>
-              <w:rPr>
-                <w:rFonts w:hint="eastAsia"/>
-              </w:rPr>
-              <w:t>PriodOfTime</w:t>
-            </w:r>
-            <w:proofErr w:type="spellEnd"/>
+            <w:r>
+              <w:rPr>
+                <w:rFonts w:hint="eastAsia"/>
+              </w:rPr>
+              <w:t>P</w:t>
+            </w:r>
+            <w:r>
+              <w:rPr>
+                <w:rFonts w:hint="eastAsia"/>
+              </w:rPr>
+              <w:t>e</w:t>
+            </w:r>
+            <w:r>
+              <w:rPr>
+                <w:rFonts w:hint="eastAsia"/>
+              </w:rPr>
+              <w:t>riodOfTime</w:t>
+            </w:r>
           </w:p>
         </w:tc>
       </w:tr>
@@ -7316,7 +7289,7 @@
       <w:pPr>
         <w:pStyle w:val="3"/>
       </w:pPr>
-      <w:bookmarkStart w:id="39" w:name="_Toc189557476"/>
+      <w:bookmarkStart w:id="39" w:name="_Toc231572886"/>
       <w:r>
         <w:rPr>
           <w:rFonts w:hint="eastAsia"/>
@@ -7609,14 +7582,24 @@
             <w:pPr>
               <w:pStyle w:val="affa"/>
             </w:pPr>
-            <w:proofErr w:type="spellStart"/>
-            <w:r>
-              <w:rPr>
-                <w:rFonts w:hint="eastAsia"/>
-              </w:rPr>
-              <w:t>RequirementResponce</w:t>
-            </w:r>
-            <w:proofErr w:type="spellEnd"/>
+            <w:r>
+              <w:rPr>
+                <w:rFonts w:hint="eastAsia"/>
+              </w:rPr>
+              <w:t>RequirementRespon</w:t>
+            </w:r>
+            <w:r>
+              <w:rPr>
+                <w:rFonts w:hint="eastAsia"/>
+              </w:rPr>
+              <w:t>s</w:t>
+            </w:r>
+            <w:r>
+              <w:rPr>
+                <w:rFonts w:hint="eastAsia"/>
+              </w:rPr>
+              <w:t>e</w:t>
+            </w:r>
           </w:p>
         </w:tc>
       </w:tr>
@@ -7701,11 +7684,9 @@
             <w:pPr>
               <w:pStyle w:val="affa"/>
             </w:pPr>
-            <w:proofErr w:type="spellStart"/>
             <w:r>
               <w:t>IssuedOn</w:t>
             </w:r>
-            <w:proofErr w:type="spellEnd"/>
           </w:p>
           <w:p>
             <w:pPr>
@@ -7769,7 +7750,7 @@
         <w:pStyle w:val="1"/>
       </w:pPr>
       <w:bookmarkStart w:id="40" w:name="_Toc96970744"/>
-      <w:bookmarkStart w:id="41" w:name="_Toc189557477"/>
+      <w:bookmarkStart w:id="41" w:name="_Toc231572887"/>
       <w:bookmarkStart w:id="42" w:name="_Toc95160603"/>
       <w:bookmarkStart w:id="43" w:name="_Toc96111115"/>
       <w:bookmarkStart w:id="44" w:name="_Toc96363849"/>
@@ -7790,7 +7771,13 @@
         <w:t>全体概要図として掲載したクラス図について、大きなサイズのものは別添の「</w:t>
       </w:r>
       <w:r>
-        <w:t>451-2-1_証明・通知データモデル_クラス図.pdf</w:t>
+        <w:t>451-2-1_証明・通知データモデル_クラス図.</w:t>
+      </w:r>
+      <w:r>
+        <w:rPr>
+          <w:rFonts w:hint="eastAsia"/>
+        </w:rPr>
+        <w:t>svg</w:t>
       </w:r>
       <w:r>
         <w:rPr>
@@ -7803,7 +7790,7 @@
       <w:pPr>
         <w:pStyle w:val="1"/>
       </w:pPr>
-      <w:bookmarkStart w:id="45" w:name="_Toc189557478"/>
+      <w:bookmarkStart w:id="45" w:name="_Toc231572888"/>
       <w:r>
         <w:rPr>
           <w:rFonts w:hint="eastAsia"/>
@@ -7936,7 +7923,7 @@
                 <w:sz w:val="18"/>
                 <w:szCs w:val="18"/>
               </w:rPr>
-              <w:t>2025年</w:t>
+              <w:t>2026年</w:t>
             </w:r>
             <w:r>
               <w:rPr>
@@ -7944,7 +7931,7 @@
                 <w:sz w:val="18"/>
                 <w:szCs w:val="18"/>
               </w:rPr>
-              <w:t>3</w:t>
+              <w:t>10</w:t>
             </w:r>
             <w:r>
               <w:rPr>
@@ -7960,7 +7947,7 @@
                 <w:sz w:val="18"/>
                 <w:szCs w:val="18"/>
               </w:rPr>
-              <w:t>25</w:t>
+              <w:t>06</w:t>
             </w:r>
             <w:r>
               <w:rPr>
@@ -8012,7 +7999,7 @@
                 <w:sz w:val="18"/>
                 <w:szCs w:val="18"/>
               </w:rPr>
-              <w:t>コアデータモデル改訂に伴う修正</w:t>
+              <w:t>クラス図を更新</w:t>
             </w:r>
           </w:p>
         </w:tc>
@@ -8037,14 +8024,15 @@
                 <w:sz w:val="18"/>
                 <w:szCs w:val="18"/>
               </w:rPr>
-              <w:t>2</w:t>
-            </w:r>
-            <w:r>
-              <w:rPr>
+              <w:t>2025年</w:t>
+            </w:r>
+            <w:r>
+              <w:rPr>
+                <w:rFonts w:hint="eastAsia"/>
                 <w:sz w:val="18"/>
                 <w:szCs w:val="18"/>
               </w:rPr>
-              <w:t>022</w:t>
+              <w:t>3</w:t>
             </w:r>
             <w:r>
               <w:rPr>
@@ -8052,14 +8040,15 @@
                 <w:sz w:val="18"/>
                 <w:szCs w:val="18"/>
               </w:rPr>
-              <w:t>年3月3</w:t>
-            </w:r>
-            <w:r>
-              <w:rPr>
+              <w:t>月</w:t>
+            </w:r>
+            <w:r>
+              <w:rPr>
+                <w:rFonts w:hint="eastAsia"/>
                 <w:sz w:val="18"/>
                 <w:szCs w:val="18"/>
               </w:rPr>
-              <w:t>1</w:t>
+              <w:t>25</w:t>
             </w:r>
             <w:r>
               <w:rPr>
@@ -8089,7 +8078,7 @@
                 <w:sz w:val="18"/>
                 <w:szCs w:val="18"/>
               </w:rPr>
-              <w:t>全体</w:t>
+              <w:t>3. データモデル</w:t>
             </w:r>
           </w:p>
         </w:tc>
@@ -8111,7 +8100,7 @@
                 <w:sz w:val="18"/>
                 <w:szCs w:val="18"/>
               </w:rPr>
-              <w:t>正式版決定</w:t>
+              <w:t>コアデータモデル改訂に伴う修正</w:t>
             </w:r>
           </w:p>
         </w:tc>
@@ -8143,7 +8132,7 @@
                 <w:sz w:val="18"/>
                 <w:szCs w:val="18"/>
               </w:rPr>
-              <w:t>021</w:t>
+              <w:t>022</w:t>
             </w:r>
             <w:r>
               <w:rPr>
@@ -8151,14 +8140,14 @@
                 <w:sz w:val="18"/>
                 <w:szCs w:val="18"/>
               </w:rPr>
-              <w:t>年6月</w:t>
+              <w:t>年3月3</w:t>
             </w:r>
             <w:r>
               <w:rPr>
                 <w:sz w:val="18"/>
                 <w:szCs w:val="18"/>
               </w:rPr>
-              <w:t>4</w:t>
+              <w:t>1</w:t>
             </w:r>
             <w:r>
               <w:rPr>
@@ -8188,7 +8177,7 @@
                 <w:sz w:val="18"/>
                 <w:szCs w:val="18"/>
               </w:rPr>
-              <w:t>-</w:t>
+              <w:t>全体</w:t>
             </w:r>
           </w:p>
         </w:tc>
@@ -8210,6 +8199,105 @@
                 <w:sz w:val="18"/>
                 <w:szCs w:val="18"/>
               </w:rPr>
+              <w:t>正式版決定</w:t>
+            </w:r>
+          </w:p>
+        </w:tc>
+      </w:tr>
+      <w:tr>
+        <w:tc>
+          <w:tcPr>
+            <w:tcW w:w="1903" w:type="dxa"/>
+          </w:tcPr>
+          <w:p>
+            <w:pPr>
+              <w:ind w:leftChars="0" w:left="0" w:firstLine="0"/>
+              <w:jc w:val="center"/>
+              <w:rPr>
+                <w:sz w:val="18"/>
+                <w:szCs w:val="18"/>
+              </w:rPr>
+            </w:pPr>
+            <w:r>
+              <w:rPr>
+                <w:rFonts w:hint="eastAsia"/>
+                <w:sz w:val="18"/>
+                <w:szCs w:val="18"/>
+              </w:rPr>
+              <w:t>2</w:t>
+            </w:r>
+            <w:r>
+              <w:rPr>
+                <w:sz w:val="18"/>
+                <w:szCs w:val="18"/>
+              </w:rPr>
+              <w:t>021</w:t>
+            </w:r>
+            <w:r>
+              <w:rPr>
+                <w:rFonts w:hint="eastAsia"/>
+                <w:sz w:val="18"/>
+                <w:szCs w:val="18"/>
+              </w:rPr>
+              <w:t>年6月</w:t>
+            </w:r>
+            <w:r>
+              <w:rPr>
+                <w:sz w:val="18"/>
+                <w:szCs w:val="18"/>
+              </w:rPr>
+              <w:t>4</w:t>
+            </w:r>
+            <w:r>
+              <w:rPr>
+                <w:rFonts w:hint="eastAsia"/>
+                <w:sz w:val="18"/>
+                <w:szCs w:val="18"/>
+              </w:rPr>
+              <w:t>日</w:t>
+            </w:r>
+          </w:p>
+        </w:tc>
+        <w:tc>
+          <w:tcPr>
+            <w:tcW w:w="1985" w:type="dxa"/>
+          </w:tcPr>
+          <w:p>
+            <w:pPr>
+              <w:ind w:leftChars="0" w:left="0" w:firstLine="0"/>
+              <w:rPr>
+                <w:sz w:val="18"/>
+                <w:szCs w:val="18"/>
+              </w:rPr>
+            </w:pPr>
+            <w:r>
+              <w:rPr>
+                <w:rFonts w:hint="eastAsia"/>
+                <w:sz w:val="18"/>
+                <w:szCs w:val="18"/>
+              </w:rPr>
+              <w:t>-</w:t>
+            </w:r>
+          </w:p>
+        </w:tc>
+        <w:tc>
+          <w:tcPr>
+            <w:tcW w:w="4246" w:type="dxa"/>
+          </w:tcPr>
+          <w:p>
+            <w:pPr>
+              <w:ind w:leftChars="0" w:left="0" w:firstLine="0"/>
+              <w:rPr>
+                <w:sz w:val="18"/>
+                <w:szCs w:val="18"/>
+              </w:rPr>
+            </w:pPr>
+            <w:r>
+              <w:rPr>
+                <w:rFonts w:hint="eastAsia"/>
+                <w:sz w:val="18"/>
+                <w:szCs w:val="18"/>
+              </w:rPr>
               <w:t>β版公開</w:t>
             </w:r>
           </w:p>
@@ -8229,8 +8317,8 @@
       </w:pPr>
     </w:p>
     <w:sectPr>
-      <w:headerReference w:type="default" r:id="rId18"/>
-      <w:footerReference w:type="default" r:id="rId19"/>
+      <w:headerReference w:type="default" r:id="rId21"/>
+      <w:footerReference w:type="default" r:id="rId22"/>
       <w:pgSz w:w="11906" w:h="16838"/>
       <w:pgMar w:top="1985" w:right="1701" w:bottom="1701" w:left="1701" w:header="851" w:footer="992" w:gutter="0"/>
       <w:cols w:space="425"/>
@@ -8241,7 +8329,7 @@
 </file>
 
 <file path=word/endnotes.xml><?xml version="1.0" encoding="utf-8"?>
-<w:endnotes xmlns:wpc="http://schemas.microsoft.com/office/word/2010/wordprocessingCanvas" xmlns:cx="http://schemas.microsoft.com/office/drawing/2014/chartex" xmlns:cx1="http://schemas.microsoft.com/office/drawing/2015/9/8/chartex" xmlns:cx2="http://schemas.microsoft.com/office/drawing/2015/10/21/chartex" xmlns:cx3="http://schemas.microsoft.com/office/drawing/2016/5/9/chartex" xmlns:cx4="http://schemas.microsoft.com/office/drawing/2016/5/10/chartex" xmlns:cx5="http://schemas.microsoft.com/office/drawing/2016/5/11/chartex" xmlns:cx6="http://schemas.microsoft.com/office/drawing/2016/5/12/chartex" xmlns:cx7="http://schemas.microsoft.com/office/drawing/2016/5/13/chartex" xmlns:cx8="http://schemas.microsoft.com/office/drawing/2016/5/14/chartex" xmlns:mc="http://schemas.openxmlformats.org/markup-compatibility/2006" xmlns:aink="http://schemas.microsoft.com/office/drawing/2016/ink" xmlns:am3d="http://schemas.microsoft.com/office/drawing/2017/model3d" xmlns:o="urn:schemas-microsoft-com:office:office" xmlns:oel="http://schemas.microsoft.com/office/2019/extlst" xmlns:r="http://schemas.openxmlformats.org/officeDocument/2006/relationships" xmlns:m="http://schemas.openxmlformats.org/officeDocument/2006/math" xmlns:v="urn:schemas-microsoft-com:vml" xmlns:wp14="http://schemas.microsoft.com/office/word/2010/wordprocessingDrawing" xmlns:wp="http://schemas.openxmlformats.org/drawingml/2006/wordprocessingDrawing" xmlns:w10="urn:schemas-microsoft-com:office:word" xmlns:w="http://schemas.openxmlformats.org/wordprocessingml/2006/main" xmlns:w14="http://schemas.microsoft.com/office/word/2010/wordml" xmlns:w15="http://schemas.microsoft.com/office/word/2012/wordml" xmlns:w16cex="http://schemas.microsoft.com/office/word/2018/wordml/cex" xmlns:w16cid="http://schemas.microsoft.com/office/word/2016/wordml/cid" xmlns:w16="http://schemas.microsoft.com/office/word/2018/wordml" xmlns:w16sdtdh="http://schemas.microsoft.com/office/word/2020/wordml/sdtdatahash" xmlns:w16se="http://schemas.microsoft.com/office/word/2015/wordml/symex" xmlns:wpg="http://schemas.microsoft.com/office/word/2010/wordprocessingGroup" xmlns:wpi="http://schemas.microsoft.com/office/word/2010/wordprocessingInk" xmlns:wne="http://schemas.microsoft.com/office/word/2006/wordml" xmlns:wps="http://schemas.microsoft.com/office/word/2010/wordprocessingShape" mc:Ignorable="w14 w15 w16se w16cid w16 w16cex w16sdtdh wp14">
+<w:endnotes xmlns:wpc="http://schemas.microsoft.com/office/word/2010/wordprocessingCanvas" xmlns:cx="http://schemas.microsoft.com/office/drawing/2014/chartex" xmlns:cx1="http://schemas.microsoft.com/office/drawing/2015/9/8/chartex" xmlns:cx2="http://schemas.microsoft.com/office/drawing/2015/10/21/chartex" xmlns:cx3="http://schemas.microsoft.com/office/drawing/2016/5/9/chartex" xmlns:cx4="http://schemas.microsoft.com/office/drawing/2016/5/10/chartex" xmlns:cx5="http://schemas.microsoft.com/office/drawing/2016/5/11/chartex" xmlns:cx6="http://schemas.microsoft.com/office/drawing/2016/5/12/chartex" xmlns:cx7="http://schemas.microsoft.com/office/drawing/2016/5/13/chartex" xmlns:cx8="http://schemas.microsoft.com/office/drawing/2016/5/14/chartex" xmlns:mc="http://schemas.openxmlformats.org/markup-compatibility/2006" xmlns:aink="http://schemas.microsoft.com/office/drawing/2016/ink" xmlns:am3d="http://schemas.microsoft.com/office/drawing/2017/model3d" xmlns:o="urn:schemas-microsoft-com:office:office" xmlns:oel="http://schemas.microsoft.com/office/2019/extlst" xmlns:r="http://schemas.openxmlformats.org/officeDocument/2006/relationships" xmlns:m="http://schemas.openxmlformats.org/officeDocument/2006/math" xmlns:v="urn:schemas-microsoft-com:vml" xmlns:wp14="http://schemas.microsoft.com/office/word/2010/wordprocessingDrawing" xmlns:wp="http://schemas.openxmlformats.org/drawingml/2006/wordprocessingDrawing" xmlns:w10="urn:schemas-microsoft-com:office:word" xmlns:w="http://schemas.openxmlformats.org/wordprocessingml/2006/main" xmlns:w14="http://schemas.microsoft.com/office/word/2010/wordml" xmlns:w15="http://schemas.microsoft.com/office/word/2012/wordml" xmlns:w16cex="http://schemas.microsoft.com/office/word/2018/wordml/cex" xmlns:w16cid="http://schemas.microsoft.com/office/word/2016/wordml/cid" xmlns:w16="http://schemas.microsoft.com/office/word/2018/wordml" xmlns:w16du="http://schemas.microsoft.com/office/word/2023/wordml/word16du" xmlns:w16sdtdh="http://schemas.microsoft.com/office/word/2020/wordml/sdtdatahash" xmlns:w16sdtfl="http://schemas.microsoft.com/office/word/2024/wordml/sdtformatlock" xmlns:w16se="http://schemas.microsoft.com/office/word/2015/wordml/symex" xmlns:wpg="http://schemas.microsoft.com/office/word/2010/wordprocessingGroup" xmlns:wpi="http://schemas.microsoft.com/office/word/2010/wordprocessingInk" xmlns:wne="http://schemas.microsoft.com/office/word/2006/wordml" xmlns:wps="http://schemas.microsoft.com/office/word/2010/wordprocessingShape" mc:Ignorable="w14 w15 w16se w16cid w16 w16cex w16sdtdh w16sdtfl w16du wp14">
   <w:endnote w:type="separator" w:id="-1">
     <w:p>
       <w:r>
@@ -8263,7 +8351,7 @@
 </file>
 
 <file path=word/footer1.xml><?xml version="1.0" encoding="utf-8"?>
-<w:ftr xmlns:wpc="http://schemas.microsoft.com/office/word/2010/wordprocessingCanvas" xmlns:cx="http://schemas.microsoft.com/office/drawing/2014/chartex" xmlns:cx1="http://schemas.microsoft.com/office/drawing/2015/9/8/chartex" xmlns:cx2="http://schemas.microsoft.com/office/drawing/2015/10/21/chartex" xmlns:cx3="http://schemas.microsoft.com/office/drawing/2016/5/9/chartex" xmlns:cx4="http://schemas.microsoft.com/office/drawing/2016/5/10/chartex" xmlns:cx5="http://schemas.microsoft.com/office/drawing/2016/5/11/chartex" xmlns:cx6="http://schemas.microsoft.com/office/drawing/2016/5/12/chartex" xmlns:cx7="http://schemas.microsoft.com/office/drawing/2016/5/13/chartex" xmlns:cx8="http://schemas.microsoft.com/office/drawing/2016/5/14/chartex" xmlns:mc="http://schemas.openxmlformats.org/markup-compatibility/2006" xmlns:aink="http://schemas.microsoft.com/office/drawing/2016/ink" xmlns:am3d="http://schemas.microsoft.com/office/drawing/2017/model3d" xmlns:o="urn:schemas-microsoft-com:office:office" xmlns:oel="http://schemas.microsoft.com/office/2019/extlst" xmlns:r="http://schemas.openxmlformats.org/officeDocument/2006/relationships" xmlns:m="http://schemas.openxmlformats.org/officeDocument/2006/math" xmlns:v="urn:schemas-microsoft-com:vml" xmlns:wp14="http://schemas.microsoft.com/office/word/2010/wordprocessingDrawing" xmlns:wp="http://schemas.openxmlformats.org/drawingml/2006/wordprocessingDrawing" xmlns:w10="urn:schemas-microsoft-com:office:word" xmlns:w="http://schemas.openxmlformats.org/wordprocessingml/2006/main" xmlns:w14="http://schemas.microsoft.com/office/word/2010/wordml" xmlns:w15="http://schemas.microsoft.com/office/word/2012/wordml" xmlns:w16cex="http://schemas.microsoft.com/office/word/2018/wordml/cex" xmlns:w16cid="http://schemas.microsoft.com/office/word/2016/wordml/cid" xmlns:w16="http://schemas.microsoft.com/office/word/2018/wordml" xmlns:w16sdtdh="http://schemas.microsoft.com/office/word/2020/wordml/sdtdatahash" xmlns:w16se="http://schemas.microsoft.com/office/word/2015/wordml/symex" xmlns:wpg="http://schemas.microsoft.com/office/word/2010/wordprocessingGroup" xmlns:wpi="http://schemas.microsoft.com/office/word/2010/wordprocessingInk" xmlns:wne="http://schemas.microsoft.com/office/word/2006/wordml" xmlns:wps="http://schemas.microsoft.com/office/word/2010/wordprocessingShape" mc:Ignorable="w14 w15 w16se w16cid w16 w16cex w16sdtdh wp14">
+<w:ftr xmlns:wpc="http://schemas.microsoft.com/office/word/2010/wordprocessingCanvas" xmlns:cx="http://schemas.microsoft.com/office/drawing/2014/chartex" xmlns:cx1="http://schemas.microsoft.com/office/drawing/2015/9/8/chartex" xmlns:cx2="http://schemas.microsoft.com/office/drawing/2015/10/21/chartex" xmlns:cx3="http://schemas.microsoft.com/office/drawing/2016/5/9/chartex" xmlns:cx4="http://schemas.microsoft.com/office/drawing/2016/5/10/chartex" xmlns:cx5="http://schemas.microsoft.com/office/drawing/2016/5/11/chartex" xmlns:cx6="http://schemas.microsoft.com/office/drawing/2016/5/12/chartex" xmlns:cx7="http://schemas.microsoft.com/office/drawing/2016/5/13/chartex" xmlns:cx8="http://schemas.microsoft.com/office/drawing/2016/5/14/chartex" xmlns:mc="http://schemas.openxmlformats.org/markup-compatibility/2006" xmlns:aink="http://schemas.microsoft.com/office/drawing/2016/ink" xmlns:am3d="http://schemas.microsoft.com/office/drawing/2017/model3d" xmlns:o="urn:schemas-microsoft-com:office:office" xmlns:oel="http://schemas.microsoft.com/office/2019/extlst" xmlns:r="http://schemas.openxmlformats.org/officeDocument/2006/relationships" xmlns:m="http://schemas.openxmlformats.org/officeDocument/2006/math" xmlns:v="urn:schemas-microsoft-com:vml" xmlns:wp14="http://schemas.microsoft.com/office/word/2010/wordprocessingDrawing" xmlns:wp="http://schemas.openxmlformats.org/drawingml/2006/wordprocessingDrawing" xmlns:w10="urn:schemas-microsoft-com:office:word" xmlns:w="http://schemas.openxmlformats.org/wordprocessingml/2006/main" xmlns:w14="http://schemas.microsoft.com/office/word/2010/wordml" xmlns:w15="http://schemas.microsoft.com/office/word/2012/wordml" xmlns:w16cex="http://schemas.microsoft.com/office/word/2018/wordml/cex" xmlns:w16cid="http://schemas.microsoft.com/office/word/2016/wordml/cid" xmlns:w16="http://schemas.microsoft.com/office/word/2018/wordml" xmlns:w16du="http://schemas.microsoft.com/office/word/2023/wordml/word16du" xmlns:w16sdtdh="http://schemas.microsoft.com/office/word/2020/wordml/sdtdatahash" xmlns:w16sdtfl="http://schemas.microsoft.com/office/word/2024/wordml/sdtformatlock" xmlns:w16se="http://schemas.microsoft.com/office/word/2015/wordml/symex" xmlns:wpg="http://schemas.microsoft.com/office/word/2010/wordprocessingGroup" xmlns:wpi="http://schemas.microsoft.com/office/word/2010/wordprocessingInk" xmlns:wne="http://schemas.microsoft.com/office/word/2006/wordml" xmlns:wps="http://schemas.microsoft.com/office/word/2010/wordprocessingShape" mc:Ignorable="w14 w15 w16se w16cid w16 w16cex w16sdtdh w16sdtfl w16du wp14">
   <w:sdt>
     <w:sdtPr>
       <w:id w:val="1112560528"/>
@@ -8310,7 +8398,7 @@
 </file>
 
 <file path=word/footnotes.xml><?xml version="1.0" encoding="utf-8"?>
-<w:footnotes xmlns:wpc="http://schemas.microsoft.com/office/word/2010/wordprocessingCanvas" xmlns:cx="http://schemas.microsoft.com/office/drawing/2014/chartex" xmlns:cx1="http://schemas.microsoft.com/office/drawing/2015/9/8/chartex" xmlns:cx2="http://schemas.microsoft.com/office/drawing/2015/10/21/chartex" xmlns:cx3="http://schemas.microsoft.com/office/drawing/2016/5/9/chartex" xmlns:cx4="http://schemas.microsoft.com/office/drawing/2016/5/10/chartex" xmlns:cx5="http://schemas.microsoft.com/office/drawing/2016/5/11/chartex" xmlns:cx6="http://schemas.microsoft.com/office/drawing/2016/5/12/chartex" xmlns:cx7="http://schemas.microsoft.com/office/drawing/2016/5/13/chartex" xmlns:cx8="http://schemas.microsoft.com/office/drawing/2016/5/14/chartex" xmlns:mc="http://schemas.openxmlformats.org/markup-compatibility/2006" xmlns:aink="http://schemas.microsoft.com/office/drawing/2016/ink" xmlns:am3d="http://schemas.microsoft.com/office/drawing/2017/model3d" xmlns:o="urn:schemas-microsoft-com:office:office" xmlns:oel="http://schemas.microsoft.com/office/2019/extlst" xmlns:r="http://schemas.openxmlformats.org/officeDocument/2006/relationships" xmlns:m="http://schemas.openxmlformats.org/officeDocument/2006/math" xmlns:v="urn:schemas-microsoft-com:vml" xmlns:wp14="http://schemas.microsoft.com/office/word/2010/wordprocessingDrawing" xmlns:wp="http://schemas.openxmlformats.org/drawingml/2006/wordprocessingDrawing" xmlns:w10="urn:schemas-microsoft-com:office:word" xmlns:w="http://schemas.openxmlformats.org/wordprocessingml/2006/main" xmlns:w14="http://schemas.microsoft.com/office/word/2010/wordml" xmlns:w15="http://schemas.microsoft.com/office/word/2012/wordml" xmlns:w16cex="http://schemas.microsoft.com/office/word/2018/wordml/cex" xmlns:w16cid="http://schemas.microsoft.com/office/word/2016/wordml/cid" xmlns:w16="http://schemas.microsoft.com/office/word/2018/wordml" xmlns:w16sdtdh="http://schemas.microsoft.com/office/word/2020/wordml/sdtdatahash" xmlns:w16se="http://schemas.microsoft.com/office/word/2015/wordml/symex" xmlns:wpg="http://schemas.microsoft.com/office/word/2010/wordprocessingGroup" xmlns:wpi="http://schemas.microsoft.com/office/word/2010/wordprocessingInk" xmlns:wne="http://schemas.microsoft.com/office/word/2006/wordml" xmlns:wps="http://schemas.microsoft.com/office/word/2010/wordprocessingShape" mc:Ignorable="w14 w15 w16se w16cid w16 w16cex w16sdtdh wp14">
+<w:footnotes xmlns:wpc="http://schemas.microsoft.com/office/word/2010/wordprocessingCanvas" xmlns:cx="http://schemas.microsoft.com/office/drawing/2014/chartex" xmlns:cx1="http://schemas.microsoft.com/office/drawing/2015/9/8/chartex" xmlns:cx2="http://schemas.microsoft.com/office/drawing/2015/10/21/chartex" xmlns:cx3="http://schemas.microsoft.com/office/drawing/2016/5/9/chartex" xmlns:cx4="http://schemas.microsoft.com/office/drawing/2016/5/10/chartex" xmlns:cx5="http://schemas.microsoft.com/office/drawing/2016/5/11/chartex" xmlns:cx6="http://schemas.microsoft.com/office/drawing/2016/5/12/chartex" xmlns:cx7="http://schemas.microsoft.com/office/drawing/2016/5/13/chartex" xmlns:cx8="http://schemas.microsoft.com/office/drawing/2016/5/14/chartex" xmlns:mc="http://schemas.openxmlformats.org/markup-compatibility/2006" xmlns:aink="http://schemas.microsoft.com/office/drawing/2016/ink" xmlns:am3d="http://schemas.microsoft.com/office/drawing/2017/model3d" xmlns:o="urn:schemas-microsoft-com:office:office" xmlns:oel="http://schemas.microsoft.com/office/2019/extlst" xmlns:r="http://schemas.openxmlformats.org/officeDocument/2006/relationships" xmlns:m="http://schemas.openxmlformats.org/officeDocument/2006/math" xmlns:v="urn:schemas-microsoft-com:vml" xmlns:wp14="http://schemas.microsoft.com/office/word/2010/wordprocessingDrawing" xmlns:wp="http://schemas.openxmlformats.org/drawingml/2006/wordprocessingDrawing" xmlns:w10="urn:schemas-microsoft-com:office:word" xmlns:w="http://schemas.openxmlformats.org/wordprocessingml/2006/main" xmlns:w14="http://schemas.microsoft.com/office/word/2010/wordml" xmlns:w15="http://schemas.microsoft.com/office/word/2012/wordml" xmlns:w16cex="http://schemas.microsoft.com/office/word/2018/wordml/cex" xmlns:w16cid="http://schemas.microsoft.com/office/word/2016/wordml/cid" xmlns:w16="http://schemas.microsoft.com/office/word/2018/wordml" xmlns:w16du="http://schemas.microsoft.com/office/word/2023/wordml/word16du" xmlns:w16sdtdh="http://schemas.microsoft.com/office/word/2020/wordml/sdtdatahash" xmlns:w16sdtfl="http://schemas.microsoft.com/office/word/2024/wordml/sdtformatlock" xmlns:w16se="http://schemas.microsoft.com/office/word/2015/wordml/symex" xmlns:wpg="http://schemas.microsoft.com/office/word/2010/wordprocessingGroup" xmlns:wpi="http://schemas.microsoft.com/office/word/2010/wordprocessingInk" xmlns:wne="http://schemas.microsoft.com/office/word/2006/wordml" xmlns:wps="http://schemas.microsoft.com/office/word/2010/wordprocessingShape" mc:Ignorable="w14 w15 w16se w16cid w16 w16cex w16sdtdh w16sdtfl w16du wp14">
   <w:footnote w:type="separator" w:id="-1">
     <w:p>
       <w:r>
@@ -8398,13 +8486,13 @@
 </file>
 
 <file path=word/header1.xml><?xml version="1.0" encoding="utf-8"?>
-<w:hdr xmlns:wpc="http://schemas.microsoft.com/office/word/2010/wordprocessingCanvas" xmlns:cx="http://schemas.microsoft.com/office/drawing/2014/chartex" xmlns:cx1="http://schemas.microsoft.com/office/drawing/2015/9/8/chartex" xmlns:cx2="http://schemas.microsoft.com/office/drawing/2015/10/21/chartex" xmlns:cx3="http://schemas.microsoft.com/office/drawing/2016/5/9/chartex" xmlns:cx4="http://schemas.microsoft.com/office/drawing/2016/5/10/chartex" xmlns:cx5="http://schemas.microsoft.com/office/drawing/2016/5/11/chartex" xmlns:cx6="http://schemas.microsoft.com/office/drawing/2016/5/12/chartex" xmlns:cx7="http://schemas.microsoft.com/office/drawing/2016/5/13/chartex" xmlns:cx8="http://schemas.microsoft.com/office/drawing/2016/5/14/chartex" xmlns:mc="http://schemas.openxmlformats.org/markup-compatibility/2006" xmlns:aink="http://schemas.microsoft.com/office/drawing/2016/ink" xmlns:am3d="http://schemas.microsoft.com/office/drawing/2017/model3d" xmlns:o="urn:schemas-microsoft-com:office:office" xmlns:oel="http://schemas.microsoft.com/office/2019/extlst" xmlns:r="http://schemas.openxmlformats.org/officeDocument/2006/relationships" xmlns:m="http://schemas.openxmlformats.org/officeDocument/2006/math" xmlns:v="urn:schemas-microsoft-com:vml" xmlns:wp14="http://schemas.microsoft.com/office/word/2010/wordprocessingDrawing" xmlns:wp="http://schemas.openxmlformats.org/drawingml/2006/wordprocessingDrawing" xmlns:w10="urn:schemas-microsoft-com:office:word" xmlns:w="http://schemas.openxmlformats.org/wordprocessingml/2006/main" xmlns:w14="http://schemas.microsoft.com/office/word/2010/wordml" xmlns:w15="http://schemas.microsoft.com/office/word/2012/wordml" xmlns:w16cex="http://schemas.microsoft.com/office/word/2018/wordml/cex" xmlns:w16cid="http://schemas.microsoft.com/office/word/2016/wordml/cid" xmlns:w16="http://schemas.microsoft.com/office/word/2018/wordml" xmlns:w16sdtdh="http://schemas.microsoft.com/office/word/2020/wordml/sdtdatahash" xmlns:w16se="http://schemas.microsoft.com/office/word/2015/wordml/symex" xmlns:wpg="http://schemas.microsoft.com/office/word/2010/wordprocessingGroup" xmlns:wpi="http://schemas.microsoft.com/office/word/2010/wordprocessingInk" xmlns:wne="http://schemas.microsoft.com/office/word/2006/wordml" xmlns:wps="http://schemas.microsoft.com/office/word/2010/wordprocessingShape" mc:Ignorable="w14 w15 w16se w16cid w16 w16cex w16sdtdh wp14">
+<w:hdr xmlns:wpc="http://schemas.microsoft.com/office/word/2010/wordprocessingCanvas" xmlns:cx="http://schemas.microsoft.com/office/drawing/2014/chartex" xmlns:cx1="http://schemas.microsoft.com/office/drawing/2015/9/8/chartex" xmlns:cx2="http://schemas.microsoft.com/office/drawing/2015/10/21/chartex" xmlns:cx3="http://schemas.microsoft.com/office/drawing/2016/5/9/chartex" xmlns:cx4="http://schemas.microsoft.com/office/drawing/2016/5/10/chartex" xmlns:cx5="http://schemas.microsoft.com/office/drawing/2016/5/11/chartex" xmlns:cx6="http://schemas.microsoft.com/office/drawing/2016/5/12/chartex" xmlns:cx7="http://schemas.microsoft.com/office/drawing/2016/5/13/chartex" xmlns:cx8="http://schemas.microsoft.com/office/drawing/2016/5/14/chartex" xmlns:mc="http://schemas.openxmlformats.org/markup-compatibility/2006" xmlns:aink="http://schemas.microsoft.com/office/drawing/2016/ink" xmlns:am3d="http://schemas.microsoft.com/office/drawing/2017/model3d" xmlns:o="urn:schemas-microsoft-com:office:office" xmlns:oel="http://schemas.microsoft.com/office/2019/extlst" xmlns:r="http://schemas.openxmlformats.org/officeDocument/2006/relationships" xmlns:m="http://schemas.openxmlformats.org/officeDocument/2006/math" xmlns:v="urn:schemas-microsoft-com:vml" xmlns:wp14="http://schemas.microsoft.com/office/word/2010/wordprocessingDrawing" xmlns:wp="http://schemas.openxmlformats.org/drawingml/2006/wordprocessingDrawing" xmlns:w10="urn:schemas-microsoft-com:office:word" xmlns:w="http://schemas.openxmlformats.org/wordprocessingml/2006/main" xmlns:w14="http://schemas.microsoft.com/office/word/2010/wordml" xmlns:w15="http://schemas.microsoft.com/office/word/2012/wordml" xmlns:w16cex="http://schemas.microsoft.com/office/word/2018/wordml/cex" xmlns:w16cid="http://schemas.microsoft.com/office/word/2016/wordml/cid" xmlns:w16="http://schemas.microsoft.com/office/word/2018/wordml" xmlns:w16du="http://schemas.microsoft.com/office/word/2023/wordml/word16du" xmlns:w16sdtdh="http://schemas.microsoft.com/office/word/2020/wordml/sdtdatahash" xmlns:w16sdtfl="http://schemas.microsoft.com/office/word/2024/wordml/sdtformatlock" xmlns:w16se="http://schemas.microsoft.com/office/word/2015/wordml/symex" xmlns:wpg="http://schemas.microsoft.com/office/word/2010/wordprocessingGroup" xmlns:wpi="http://schemas.microsoft.com/office/word/2010/wordprocessingInk" xmlns:wne="http://schemas.microsoft.com/office/word/2006/wordml" xmlns:wps="http://schemas.microsoft.com/office/word/2010/wordprocessingShape" mc:Ignorable="w14 w15 w16se w16cid w16 w16cex w16sdtdh w16sdtfl w16du wp14">
   <w:p/>
 </w:hdr>
 </file>
 
 <file path=word/numbering.xml><?xml version="1.0" encoding="utf-8"?>
-<w:numbering xmlns:wpc="http://schemas.microsoft.com/office/word/2010/wordprocessingCanvas" xmlns:cx="http://schemas.microsoft.com/office/drawing/2014/chartex" xmlns:cx1="http://schemas.microsoft.com/office/drawing/2015/9/8/chartex" xmlns:cx2="http://schemas.microsoft.com/office/drawing/2015/10/21/chartex" xmlns:cx3="http://schemas.microsoft.com/office/drawing/2016/5/9/chartex" xmlns:cx4="http://schemas.microsoft.com/office/drawing/2016/5/10/chartex" xmlns:cx5="http://schemas.microsoft.com/office/drawing/2016/5/11/chartex" xmlns:cx6="http://schemas.microsoft.com/office/drawing/2016/5/12/chartex" xmlns:cx7="http://schemas.microsoft.com/office/drawing/2016/5/13/chartex" xmlns:cx8="http://schemas.microsoft.com/office/drawing/2016/5/14/chartex" xmlns:mc="http://schemas.openxmlformats.org/markup-compatibility/2006" xmlns:aink="http://schemas.microsoft.com/office/drawing/2016/ink" xmlns:am3d="http://schemas.microsoft.com/office/drawing/2017/model3d" xmlns:o="urn:schemas-microsoft-com:office:office" xmlns:oel="http://schemas.microsoft.com/office/2019/extlst" xmlns:r="http://schemas.openxmlformats.org/officeDocument/2006/relationships" xmlns:m="http://schemas.openxmlformats.org/officeDocument/2006/math" xmlns:v="urn:schemas-microsoft-com:vml" xmlns:wp14="http://schemas.microsoft.com/office/word/2010/wordprocessingDrawing" xmlns:wp="http://schemas.openxmlformats.org/drawingml/2006/wordprocessingDrawing" xmlns:w10="urn:schemas-microsoft-com:office:word" xmlns:w="http://schemas.openxmlformats.org/wordprocessingml/2006/main" xmlns:w14="http://schemas.microsoft.com/office/word/2010/wordml" xmlns:w15="http://schemas.microsoft.com/office/word/2012/wordml" xmlns:w16cex="http://schemas.microsoft.com/office/word/2018/wordml/cex" xmlns:w16cid="http://schemas.microsoft.com/office/word/2016/wordml/cid" xmlns:w16="http://schemas.microsoft.com/office/word/2018/wordml" xmlns:w16sdtdh="http://schemas.microsoft.com/office/word/2020/wordml/sdtdatahash" xmlns:w16se="http://schemas.microsoft.com/office/word/2015/wordml/symex" xmlns:wpg="http://schemas.microsoft.com/office/word/2010/wordprocessingGroup" xmlns:wpi="http://schemas.microsoft.com/office/word/2010/wordprocessingInk" xmlns:wne="http://schemas.microsoft.com/office/word/2006/wordml" xmlns:wps="http://schemas.microsoft.com/office/word/2010/wordprocessingShape" mc:Ignorable="w14 w15 w16se w16cid w16 w16cex w16sdtdh wp14">
+<w:numbering xmlns:wpc="http://schemas.microsoft.com/office/word/2010/wordprocessingCanvas" xmlns:cx="http://schemas.microsoft.com/office/drawing/2014/chartex" xmlns:cx1="http://schemas.microsoft.com/office/drawing/2015/9/8/chartex" xmlns:cx2="http://schemas.microsoft.com/office/drawing/2015/10/21/chartex" xmlns:cx3="http://schemas.microsoft.com/office/drawing/2016/5/9/chartex" xmlns:cx4="http://schemas.microsoft.com/office/drawing/2016/5/10/chartex" xmlns:cx5="http://schemas.microsoft.com/office/drawing/2016/5/11/chartex" xmlns:cx6="http://schemas.microsoft.com/office/drawing/2016/5/12/chartex" xmlns:cx7="http://schemas.microsoft.com/office/drawing/2016/5/13/chartex" xmlns:cx8="http://schemas.microsoft.com/office/drawing/2016/5/14/chartex" xmlns:mc="http://schemas.openxmlformats.org/markup-compatibility/2006" xmlns:aink="http://schemas.microsoft.com/office/drawing/2016/ink" xmlns:am3d="http://schemas.microsoft.com/office/drawing/2017/model3d" xmlns:o="urn:schemas-microsoft-com:office:office" xmlns:oel="http://schemas.microsoft.com/office/2019/extlst" xmlns:r="http://schemas.openxmlformats.org/officeDocument/2006/relationships" xmlns:m="http://schemas.openxmlformats.org/officeDocument/2006/math" xmlns:v="urn:schemas-microsoft-com:vml" xmlns:wp14="http://schemas.microsoft.com/office/word/2010/wordprocessingDrawing" xmlns:wp="http://schemas.openxmlformats.org/drawingml/2006/wordprocessingDrawing" xmlns:w10="urn:schemas-microsoft-com:office:word" xmlns:w="http://schemas.openxmlformats.org/wordprocessingml/2006/main" xmlns:w14="http://schemas.microsoft.com/office/word/2010/wordml" xmlns:w15="http://schemas.microsoft.com/office/word/2012/wordml" xmlns:w16cex="http://schemas.microsoft.com/office/word/2018/wordml/cex" xmlns:w16cid="http://schemas.microsoft.com/office/word/2016/wordml/cid" xmlns:w16="http://schemas.microsoft.com/office/word/2018/wordml" xmlns:w16du="http://schemas.microsoft.com/office/word/2023/wordml/word16du" xmlns:w16sdtdh="http://schemas.microsoft.com/office/word/2020/wordml/sdtdatahash" xmlns:w16sdtfl="http://schemas.microsoft.com/office/word/2024/wordml/sdtformatlock" xmlns:w16se="http://schemas.microsoft.com/office/word/2015/wordml/symex" xmlns:wpg="http://schemas.microsoft.com/office/word/2010/wordprocessingGroup" xmlns:wpi="http://schemas.microsoft.com/office/word/2010/wordprocessingInk" xmlns:wne="http://schemas.microsoft.com/office/word/2006/wordml" xmlns:wps="http://schemas.microsoft.com/office/word/2010/wordprocessingShape" mc:Ignorable="w14 w15 w16se w16cid w16 w16cex w16sdtdh w16sdtfl w16du wp14">
   <w:abstractNum w:abstractNumId="0" w15:restartNumberingAfterBreak="0">
     <w:nsid w:val="00F01F1C"/>
     <w:multiLevelType w:val="hybridMultilevel"/>
@@ -11193,7 +11281,7 @@
 </file>
 
 <file path=word/styles.xml><?xml version="1.0" encoding="utf-8"?>
-<w:styles xmlns:mc="http://schemas.openxmlformats.org/markup-compatibility/2006" xmlns:r="http://schemas.openxmlformats.org/officeDocument/2006/relationships" xmlns:w="http://schemas.openxmlformats.org/wordprocessingml/2006/main" xmlns:w14="http://schemas.microsoft.com/office/word/2010/wordml" xmlns:w15="http://schemas.microsoft.com/office/word/2012/wordml" xmlns:w16cex="http://schemas.microsoft.com/office/word/2018/wordml/cex" xmlns:w16cid="http://schemas.microsoft.com/office/word/2016/wordml/cid" xmlns:w16="http://schemas.microsoft.com/office/word/2018/wordml" xmlns:w16sdtdh="http://schemas.microsoft.com/office/word/2020/wordml/sdtdatahash" xmlns:w16se="http://schemas.microsoft.com/office/word/2015/wordml/symex" mc:Ignorable="w14 w15 w16se w16cid w16 w16cex w16sdtdh">
+<w:styles xmlns:mc="http://schemas.openxmlformats.org/markup-compatibility/2006" xmlns:r="http://schemas.openxmlformats.org/officeDocument/2006/relationships" xmlns:w="http://schemas.openxmlformats.org/wordprocessingml/2006/main" xmlns:w14="http://schemas.microsoft.com/office/word/2010/wordml" xmlns:w15="http://schemas.microsoft.com/office/word/2012/wordml" xmlns:w16cex="http://schemas.microsoft.com/office/word/2018/wordml/cex" xmlns:w16cid="http://schemas.microsoft.com/office/word/2016/wordml/cid" xmlns:w16="http://schemas.microsoft.com/office/word/2018/wordml" xmlns:w16du="http://schemas.microsoft.com/office/word/2023/wordml/word16du" xmlns:w16sdtdh="http://schemas.microsoft.com/office/word/2020/wordml/sdtdatahash" xmlns:w16sdtfl="http://schemas.microsoft.com/office/word/2024/wordml/sdtformatlock" xmlns:w16se="http://schemas.microsoft.com/office/word/2015/wordml/symex" mc:Ignorable="w14 w15 w16se w16cid w16 w16cex w16sdtdh w16sdtfl w16du">
   <w:docDefaults>
     <w:rPrDefault>
       <w:rPr>
@@ -12976,10 +13064,6 @@
 </file>
 
 <file path=customXml/item1.xml><?xml version="1.0" encoding="utf-8"?>
-<b:Sources xmlns:b="http://schemas.openxmlformats.org/officeDocument/2006/bibliography" xmlns="http://schemas.openxmlformats.org/officeDocument/2006/bibliography" SelectedStyle="\APASixthEditionOfficeOnline.xsl" StyleName="APA" Version="6"/>
-</file>
-
-<file path=customXml/item2.xml><?xml version="1.0" encoding="utf-8"?>
 <ct:contentTypeSchema xmlns:ct="http://schemas.microsoft.com/office/2006/metadata/contentType" xmlns:ma="http://schemas.microsoft.com/office/2006/metadata/properties/metaAttributes" ct:_="" ma:_="" ma:contentTypeName="ドキュメント" ma:contentTypeID="0x010100D4BA49431D4D9249A6509499E059C03E" ma:contentTypeVersion="4" ma:contentTypeDescription="新しいドキュメントを作成します。" ma:contentTypeScope="" ma:versionID="b4ab603acd520aec003329a8cc5e5a3c">
   <xsd:schema xmlns:xsd="http://www.w3.org/2001/XMLSchema" xmlns:xs="http://www.w3.org/2001/XMLSchema" xmlns:p="http://schemas.microsoft.com/office/2006/metadata/properties" xmlns:ns2="b8676f7c-cd37-452c-a4f6-258f9e9fd2a4" targetNamespace="http://schemas.microsoft.com/office/2006/metadata/properties" ma:root="true" ma:fieldsID="2731dd5c1c8e876b3faee75002f54a14" ns2:_="">
     <xsd:import namespace="b8676f7c-cd37-452c-a4f6-258f9e9fd2a4"/>
@@ -13123,7 +13207,17 @@
 </ct:contentTypeSchema>
 </file>
 
+<file path=customXml/item2.xml><?xml version="1.0" encoding="utf-8"?>
+<b:Sources xmlns:b="http://schemas.openxmlformats.org/officeDocument/2006/bibliography" xmlns="http://schemas.openxmlformats.org/officeDocument/2006/bibliography" SelectedStyle="\APASixthEditionOfficeOnline.xsl" StyleName="APA" Version="6"/>
+</file>
+
 <file path=customXml/item3.xml><?xml version="1.0" encoding="utf-8"?>
+<p:properties xmlns:p="http://schemas.microsoft.com/office/2006/metadata/properties" xmlns:xsi="http://www.w3.org/2001/XMLSchema-instance" xmlns:pc="http://schemas.microsoft.com/office/infopath/2007/PartnerControls">
+  <documentManagement/>
+</p:properties>
+</file>
+
+<file path=customXml/item4.xml><?xml version="1.0" encoding="utf-8"?>
 <?mso-contentType ?>
 <FormTemplates xmlns="http://schemas.microsoft.com/sharepoint/v3/contenttype/forms">
   <Display>DocumentLibraryForm</Display>
@@ -13132,13 +13226,25 @@
 </FormTemplates>
 </file>
 
-<file path=customXml/item4.xml><?xml version="1.0" encoding="utf-8"?>
-<p:properties xmlns:p="http://schemas.microsoft.com/office/2006/metadata/properties" xmlns:xsi="http://www.w3.org/2001/XMLSchema-instance" xmlns:pc="http://schemas.microsoft.com/office/infopath/2007/PartnerControls">
-  <documentManagement/>
-</p:properties>
+<file path=customXml/itemProps1.xml><?xml version="1.0" encoding="utf-8"?>
+<ds:datastoreItem xmlns:ds="http://schemas.openxmlformats.org/officeDocument/2006/customXml" ds:itemID="{93961F92-1761-4F7D-854E-85C952C9EEBD}">
+  <ds:schemaRefs>
+    <ds:schemaRef ds:uri="http://schemas.microsoft.com/office/2006/metadata/contentType"/>
+    <ds:schemaRef ds:uri="http://schemas.microsoft.com/office/2006/metadata/properties/metaAttributes"/>
+    <ds:schemaRef ds:uri="http://www.w3.org/2001/XMLSchema"/>
+    <ds:schemaRef ds:uri="http://schemas.microsoft.com/office/2006/metadata/properties"/>
+    <ds:schemaRef ds:uri="b8676f7c-cd37-452c-a4f6-258f9e9fd2a4"/>
+    <ds:schemaRef ds:uri="http://schemas.microsoft.com/office/2006/documentManagement/types"/>
+    <ds:schemaRef ds:uri="http://schemas.microsoft.com/office/infopath/2007/PartnerControls"/>
+    <ds:schemaRef ds:uri="http://schemas.openxmlformats.org/package/2006/metadata/core-properties"/>
+    <ds:schemaRef ds:uri="http://purl.org/dc/elements/1.1/"/>
+    <ds:schemaRef ds:uri="http://purl.org/dc/terms/"/>
+    <ds:schemaRef ds:uri="http://schemas.microsoft.com/internal/obd"/>
+  </ds:schemaRefs>
+</ds:datastoreItem>
 </file>
 
-<file path=customXml/itemProps1.xml><?xml version="1.0" encoding="utf-8"?>
+<file path=customXml/itemProps2.xml><?xml version="1.0" encoding="utf-8"?>
 <ds:datastoreItem xmlns:ds="http://schemas.openxmlformats.org/officeDocument/2006/customXml" ds:itemID="{944F3BB4-91DA-4BFD-A0AA-3905F55C9D44}">
   <ds:schemaRefs>
     <ds:schemaRef ds:uri="http://schemas.openxmlformats.org/officeDocument/2006/bibliography"/>
@@ -13146,14 +13252,19 @@
 </ds:datastoreItem>
 </file>
 
-<file path=customXml/itemProps2.xml><?xml version="1.0" encoding="utf-8"?>
-<ds:datastoreItem xmlns:ds="http://schemas.openxmlformats.org/officeDocument/2006/customXml" ds:itemID="{93961F92-1761-4F7D-854E-85C952C9EEBD}"/>
-</file>
-
 <file path=customXml/itemProps3.xml><?xml version="1.0" encoding="utf-8"?>
-<ds:datastoreItem xmlns:ds="http://schemas.openxmlformats.org/officeDocument/2006/customXml" ds:itemID="{927B1E4D-C836-4412-B834-A1AC242AF740}"/>
+<ds:datastoreItem xmlns:ds="http://schemas.openxmlformats.org/officeDocument/2006/customXml" ds:itemID="{D2E32A91-B170-4A01-9A25-86C79F267C7B}">
+  <ds:schemaRefs>
+    <ds:schemaRef ds:uri="http://schemas.microsoft.com/office/2006/metadata/properties"/>
+    <ds:schemaRef ds:uri="http://schemas.microsoft.com/office/infopath/2007/PartnerControls"/>
+  </ds:schemaRefs>
+</ds:datastoreItem>
 </file>
 
 <file path=customXml/itemProps4.xml><?xml version="1.0" encoding="utf-8"?>
-<ds:datastoreItem xmlns:ds="http://schemas.openxmlformats.org/officeDocument/2006/customXml" ds:itemID="{D2E32A91-B170-4A01-9A25-86C79F267C7B}"/>
+<ds:datastoreItem xmlns:ds="http://schemas.openxmlformats.org/officeDocument/2006/customXml" ds:itemID="{927B1E4D-C836-4412-B834-A1AC242AF740}">
+  <ds:schemaRefs>
+    <ds:schemaRef ds:uri="http://schemas.microsoft.com/sharepoint/v3/contenttype/forms"/>
+  </ds:schemaRefs>
+</ds:datastoreItem>
 </file>